--- a/content/files/protect-overview.docx
+++ b/content/files/protect-overview.docx
@@ -11,19 +11,7 @@
         <w:rPr>
           <w:rFonts w:ascii="Times New Roman" w:hAnsi="Times New Roman" w:cs="Times New Roman"/>
         </w:rPr>
-        <w:t xml:space="preserve">Цифровой продукт (сайт, приложение, сервис) состоит из разных объектов интеллектуальной собственности: программного кода, базы данных, дизайна, текстов, визуального контента, названия, логотипа и других. У каждого объекта свой режим охраны, свой </w:t>
-      </w:r>
-      <w:r>
-        <w:rPr>
-          <w:rFonts w:ascii="Times New Roman" w:hAnsi="Times New Roman" w:cs="Times New Roman"/>
-        </w:rPr>
-        <w:t>способ возникновения права и свои способы защиты. Поэтому оформить права на весь продукт или защитить его целиком одним действием нельзя: процедуры оформления и требования о защите необходимо проводить и предъявлять в отношении каждого объекта отдельно. Дл</w:t>
-      </w:r>
-      <w:r>
-        <w:rPr>
-          <w:rFonts w:ascii="Times New Roman" w:hAnsi="Times New Roman" w:cs="Times New Roman"/>
-        </w:rPr>
-        <w:t>я каждого объекта подготовлен отдельный информационный материал. Данный чек-лист поможет определить, с чего начать, и объяснит, как при необходимости объединить требования по разным объектам в единую претензию или иск.</w:t>
+        <w:t>Цифровой продукт (сайт, приложение, сервис) состоит из разных объектов интеллектуальной собственности: программного кода, базы данных, дизайна, текстов, визуального контента, названия, логотипа и других. У каждого объекта свой режим охраны, свой способ возникновения права и свои способы защиты. Поэтому оформить права на весь продукт или защитить его целиком одним действием нельзя: процедуры оформления и требования о защите необходимо проводить и предъявлять в отношении каждого объекта отдельно. Для каждого объекта подготовлен отдельный информационный материал. Данный чек-лист поможет определить, с чего начать, и объяснит, как при необходимости объединить требования по разным объектам в единую претензию или иск.</w:t>
       </w:r>
     </w:p>
     <w:p>
@@ -36,14 +24,7 @@
           <w:rFonts w:ascii="Times New Roman" w:hAnsi="Times New Roman" w:cs="Times New Roman"/>
           <w:b/>
         </w:rPr>
-        <w:t>Шаг 1. Разделите продукт на объекты и</w:t>
-      </w:r>
-      <w:r>
-        <w:rPr>
-          <w:rFonts w:ascii="Times New Roman" w:hAnsi="Times New Roman" w:cs="Times New Roman"/>
-          <w:b/>
-        </w:rPr>
-        <w:t xml:space="preserve"> определите, как охраняется каждый</w:t>
+        <w:t>Шаг 1. Разделите продукт на объекты и определите, как охраняется каждый</w:t>
       </w:r>
     </w:p>
     <w:p>
@@ -81,21 +62,50 @@
         <w:rPr>
           <w:rFonts w:ascii="Times New Roman" w:hAnsi="Times New Roman" w:cs="Times New Roman"/>
         </w:rPr>
-        <w:t xml:space="preserve"> (код, серверная и клиентская части, SDK, API и т.д.) – охраняется авторским правом как литературное произведение. Право возникает автоматически, регист</w:t>
-      </w:r>
-      <w:r>
-        <w:rPr>
-          <w:rFonts w:ascii="Times New Roman" w:hAnsi="Times New Roman" w:cs="Times New Roman"/>
-        </w:rPr>
-        <w:t>рация в Роспатенте проводится по желанию (</w:t>
-      </w:r>
-      <w:r>
-        <w:rPr>
-          <w:rFonts w:ascii="Times New Roman" w:hAnsi="Times New Roman" w:cs="Times New Roman"/>
-          <w:color w:val="FF0000"/>
-        </w:rPr>
-        <w:t>ст. 1259, 1261, 1262 ГК РФ</w:t>
-      </w:r>
+        <w:t xml:space="preserve"> (код, серверная и клиентская части, SDK, API и т.д.) – охраняется авторским правом как литературное произведение. Право возникает автоматически, регистрация в Роспатенте проводится по желанию (</w:t>
+      </w:r>
+      <w:hyperlink r:id="rId5" w:history="1">
+        <w:r>
+          <w:rPr>
+            <w:rFonts w:ascii="Times New Roman" w:hAnsi="Times New Roman" w:cs="Times New Roman"/>
+            <w:color w:val="0563C1"/>
+            <w:u w:val="single"/>
+          </w:rPr>
+          <w:t>ст. 1259</w:t>
+        </w:r>
+      </w:hyperlink>
+      <w:r>
+        <w:rPr>
+          <w:rFonts w:ascii="Times New Roman" w:hAnsi="Times New Roman" w:cs="Times New Roman"/>
+        </w:rPr>
+        <w:t xml:space="preserve">, </w:t>
+      </w:r>
+      <w:hyperlink r:id="rId6" w:history="1">
+        <w:r>
+          <w:rPr>
+            <w:rFonts w:ascii="Times New Roman" w:hAnsi="Times New Roman" w:cs="Times New Roman"/>
+            <w:color w:val="0563C1"/>
+            <w:u w:val="single"/>
+          </w:rPr>
+          <w:t>1261</w:t>
+        </w:r>
+      </w:hyperlink>
+      <w:r>
+        <w:rPr>
+          <w:rFonts w:ascii="Times New Roman" w:hAnsi="Times New Roman" w:cs="Times New Roman"/>
+        </w:rPr>
+        <w:t xml:space="preserve">, </w:t>
+      </w:r>
+      <w:hyperlink r:id="rId7" w:history="1">
+        <w:r>
+          <w:rPr>
+            <w:rFonts w:ascii="Times New Roman" w:hAnsi="Times New Roman" w:cs="Times New Roman"/>
+            <w:color w:val="0563C1"/>
+            <w:u w:val="single"/>
+          </w:rPr>
+          <w:t>1262 ГК РФ</w:t>
+        </w:r>
+      </w:hyperlink>
       <w:r>
         <w:rPr>
           <w:rFonts w:ascii="Times New Roman" w:hAnsi="Times New Roman" w:cs="Times New Roman"/>
@@ -127,45 +137,48 @@
         </w:rPr>
         <w:t xml:space="preserve"> (пользовательская база, каталог, аналитика и т.д.) – охраняется как составное произведение, если подбор или расположение материалов творческие (</w:t>
       </w:r>
-      <w:r>
-        <w:rPr>
-          <w:rFonts w:ascii="Times New Roman" w:hAnsi="Times New Roman" w:cs="Times New Roman"/>
-          <w:color w:val="FF0000"/>
-        </w:rPr>
-        <w:t>ст. 1260 ГК РФ</w:t>
-      </w:r>
-      <w:r>
-        <w:rPr>
-          <w:rFonts w:ascii="Times New Roman" w:hAnsi="Times New Roman" w:cs="Times New Roman"/>
-        </w:rPr>
-        <w:t xml:space="preserve">), и (или) как </w:t>
-      </w:r>
-      <w:r>
-        <w:rPr>
-          <w:rFonts w:ascii="Times New Roman" w:hAnsi="Times New Roman" w:cs="Times New Roman"/>
-        </w:rPr>
-        <w:t xml:space="preserve">база данных, создание которой потребовало существенных затрат (право изготовителя базы данных, </w:t>
-      </w:r>
-      <w:r>
-        <w:rPr>
-          <w:rFonts w:ascii="Times New Roman" w:hAnsi="Times New Roman" w:cs="Times New Roman"/>
-          <w:color w:val="FF0000"/>
-        </w:rPr>
-        <w:t>ст. 1334 ГК РФ</w:t>
-      </w:r>
+      <w:hyperlink r:id="rId8" w:history="1">
+        <w:r>
+          <w:rPr>
+            <w:rFonts w:ascii="Times New Roman" w:hAnsi="Times New Roman" w:cs="Times New Roman"/>
+            <w:color w:val="0563C1"/>
+            <w:u w:val="single"/>
+          </w:rPr>
+          <w:t>ст. 1260 ГК РФ</w:t>
+        </w:r>
+      </w:hyperlink>
+      <w:r>
+        <w:rPr>
+          <w:rFonts w:ascii="Times New Roman" w:hAnsi="Times New Roman" w:cs="Times New Roman"/>
+        </w:rPr>
+        <w:t xml:space="preserve">), и (или) как база данных, создание которой потребовало существенных затрат (право изготовителя базы данных, </w:t>
+      </w:r>
+      <w:hyperlink r:id="rId9" w:history="1">
+        <w:r>
+          <w:rPr>
+            <w:rFonts w:ascii="Times New Roman" w:hAnsi="Times New Roman" w:cs="Times New Roman"/>
+            <w:color w:val="0563C1"/>
+            <w:u w:val="single"/>
+          </w:rPr>
+          <w:t>ст. 1334 ГК РФ</w:t>
+        </w:r>
+      </w:hyperlink>
       <w:r>
         <w:rPr>
           <w:rFonts w:ascii="Times New Roman" w:hAnsi="Times New Roman" w:cs="Times New Roman"/>
         </w:rPr>
         <w:t>). Сайт в целом также может охраняться как составное произведение (</w:t>
       </w:r>
-      <w:r>
-        <w:rPr>
-          <w:rFonts w:ascii="Times New Roman" w:hAnsi="Times New Roman" w:cs="Times New Roman"/>
-          <w:color w:val="FF0000"/>
-        </w:rPr>
-        <w:t>ст. 1260 ГК РФ</w:t>
-      </w:r>
+      <w:hyperlink r:id="rId10" w:history="1">
+        <w:r>
+          <w:rPr>
+            <w:rFonts w:ascii="Times New Roman" w:hAnsi="Times New Roman" w:cs="Times New Roman"/>
+            <w:color w:val="0563C1"/>
+            <w:u w:val="single"/>
+          </w:rPr>
+          <w:t>ст. 1260 ГК РФ</w:t>
+        </w:r>
+      </w:hyperlink>
       <w:r>
         <w:rPr>
           <w:rFonts w:ascii="Times New Roman" w:hAnsi="Times New Roman" w:cs="Times New Roman"/>
@@ -195,21 +208,18 @@
         <w:rPr>
           <w:rFonts w:ascii="Times New Roman" w:hAnsi="Times New Roman" w:cs="Times New Roman"/>
         </w:rPr>
-        <w:t xml:space="preserve"> (UI/UX, иконки, графика; документация, статьи, </w:t>
-      </w:r>
-      <w:r>
-        <w:rPr>
-          <w:rFonts w:ascii="Times New Roman" w:hAnsi="Times New Roman" w:cs="Times New Roman"/>
-        </w:rPr>
-        <w:t>описания, лендинги) – охраняются авторским правом с момента создания. Охраняется форма выражения, а не идея, концепция или метод (</w:t>
-      </w:r>
-      <w:r>
-        <w:rPr>
-          <w:rFonts w:ascii="Times New Roman" w:hAnsi="Times New Roman" w:cs="Times New Roman"/>
-          <w:color w:val="FF0000"/>
-        </w:rPr>
-        <w:t>ст. 1259 ГК РФ, п. 5</w:t>
-      </w:r>
+        <w:t xml:space="preserve"> (UI/UX, иконки, графика; документация, статьи, описания, лендинги) – охраняются авторским правом с момента создания. Охраняется форма выражения, а не идея, концепция или метод (</w:t>
+      </w:r>
+      <w:hyperlink r:id="rId11" w:history="1">
+        <w:r>
+          <w:rPr>
+            <w:rFonts w:ascii="Times New Roman" w:hAnsi="Times New Roman" w:cs="Times New Roman"/>
+            <w:color w:val="0563C1"/>
+            <w:u w:val="single"/>
+          </w:rPr>
+          <w:t>ст. 1259 ГК РФ</w:t>
+        </w:r>
+      </w:hyperlink>
       <w:r>
         <w:rPr>
           <w:rFonts w:ascii="Times New Roman" w:hAnsi="Times New Roman" w:cs="Times New Roman"/>
@@ -239,21 +249,34 @@
         <w:rPr>
           <w:rFonts w:ascii="Times New Roman" w:hAnsi="Times New Roman" w:cs="Times New Roman"/>
         </w:rPr>
-        <w:t xml:space="preserve"> (фото, иллюстрации, промо-ролики) – охраняется авторским правом; ролики – как аудиов</w:t>
-      </w:r>
-      <w:r>
-        <w:rPr>
-          <w:rFonts w:ascii="Times New Roman" w:hAnsi="Times New Roman" w:cs="Times New Roman"/>
-        </w:rPr>
-        <w:t>изуальные произведения (</w:t>
-      </w:r>
-      <w:r>
-        <w:rPr>
-          <w:rFonts w:ascii="Times New Roman" w:hAnsi="Times New Roman" w:cs="Times New Roman"/>
-          <w:color w:val="FF0000"/>
-        </w:rPr>
-        <w:t>ст. 1259, 1263 ГК РФ</w:t>
-      </w:r>
+        <w:t xml:space="preserve"> (фото, иллюстрации, промо-ролики) – охраняется авторским правом; ролики – как аудиовизуальные произведения (</w:t>
+      </w:r>
+      <w:hyperlink r:id="rId12" w:history="1">
+        <w:r>
+          <w:rPr>
+            <w:rFonts w:ascii="Times New Roman" w:hAnsi="Times New Roman" w:cs="Times New Roman"/>
+            <w:color w:val="0563C1"/>
+            <w:u w:val="single"/>
+          </w:rPr>
+          <w:t>ст. 1259</w:t>
+        </w:r>
+      </w:hyperlink>
+      <w:r>
+        <w:rPr>
+          <w:rFonts w:ascii="Times New Roman" w:hAnsi="Times New Roman" w:cs="Times New Roman"/>
+        </w:rPr>
+        <w:t xml:space="preserve">, </w:t>
+      </w:r>
+      <w:hyperlink r:id="rId13" w:history="1">
+        <w:r>
+          <w:rPr>
+            <w:rFonts w:ascii="Times New Roman" w:hAnsi="Times New Roman" w:cs="Times New Roman"/>
+            <w:color w:val="0563C1"/>
+            <w:u w:val="single"/>
+          </w:rPr>
+          <w:t>1263 ГК РФ</w:t>
+        </w:r>
+      </w:hyperlink>
       <w:r>
         <w:rPr>
           <w:rFonts w:ascii="Times New Roman" w:hAnsi="Times New Roman" w:cs="Times New Roman"/>
@@ -303,13 +326,48 @@
         </w:rPr>
         <w:t>товарный знак (название, логотип, слоган) охраняется только после государственной регистрации в Роспатенте (</w:t>
       </w:r>
-      <w:r>
-        <w:rPr>
-          <w:rFonts w:ascii="Times New Roman" w:hAnsi="Times New Roman" w:cs="Times New Roman"/>
-          <w:color w:val="FF0000"/>
-        </w:rPr>
-        <w:t>ст. 1477, 1479, 1480 ГК РФ</w:t>
-      </w:r>
+      <w:hyperlink r:id="rId14" w:history="1">
+        <w:r>
+          <w:rPr>
+            <w:rFonts w:ascii="Times New Roman" w:hAnsi="Times New Roman" w:cs="Times New Roman"/>
+            <w:color w:val="0563C1"/>
+            <w:u w:val="single"/>
+          </w:rPr>
+          <w:t>ст. 1477</w:t>
+        </w:r>
+      </w:hyperlink>
+      <w:r>
+        <w:rPr>
+          <w:rFonts w:ascii="Times New Roman" w:hAnsi="Times New Roman" w:cs="Times New Roman"/>
+        </w:rPr>
+        <w:t xml:space="preserve">, </w:t>
+      </w:r>
+      <w:hyperlink r:id="rId15" w:history="1">
+        <w:r>
+          <w:rPr>
+            <w:rFonts w:ascii="Times New Roman" w:hAnsi="Times New Roman" w:cs="Times New Roman"/>
+            <w:color w:val="0563C1"/>
+            <w:u w:val="single"/>
+          </w:rPr>
+          <w:t>1479</w:t>
+        </w:r>
+      </w:hyperlink>
+      <w:r>
+        <w:rPr>
+          <w:rFonts w:ascii="Times New Roman" w:hAnsi="Times New Roman" w:cs="Times New Roman"/>
+        </w:rPr>
+        <w:t xml:space="preserve">, </w:t>
+      </w:r>
+      <w:hyperlink r:id="rId16" w:history="1">
+        <w:r>
+          <w:rPr>
+            <w:rFonts w:ascii="Times New Roman" w:hAnsi="Times New Roman" w:cs="Times New Roman"/>
+            <w:color w:val="0563C1"/>
+            <w:u w:val="single"/>
+          </w:rPr>
+          <w:t>1480 ГК РФ</w:t>
+        </w:r>
+      </w:hyperlink>
       <w:r>
         <w:rPr>
           <w:rFonts w:ascii="Times New Roman" w:hAnsi="Times New Roman" w:cs="Times New Roman"/>
@@ -332,21 +390,34 @@
         <w:rPr>
           <w:rFonts w:ascii="Times New Roman" w:hAnsi="Times New Roman" w:cs="Times New Roman"/>
         </w:rPr>
-        <w:t>фирменное наименование возник</w:t>
-      </w:r>
-      <w:r>
-        <w:rPr>
-          <w:rFonts w:ascii="Times New Roman" w:hAnsi="Times New Roman" w:cs="Times New Roman"/>
-        </w:rPr>
-        <w:t>ает вместе с государственной регистрацией юридического лица и есть только у коммерческих организаций (</w:t>
-      </w:r>
-      <w:r>
-        <w:rPr>
-          <w:rFonts w:ascii="Times New Roman" w:hAnsi="Times New Roman" w:cs="Times New Roman"/>
-          <w:color w:val="FF0000"/>
-        </w:rPr>
-        <w:t>ст. 1473–1475 ГК РФ</w:t>
-      </w:r>
+        <w:t>фирменное наименование возникает вместе с государственной регистрацией юридического лица и есть только у коммерческих организаций (</w:t>
+      </w:r>
+      <w:hyperlink r:id="rId17" w:history="1">
+        <w:r>
+          <w:rPr>
+            <w:rFonts w:ascii="Times New Roman" w:hAnsi="Times New Roman" w:cs="Times New Roman"/>
+            <w:color w:val="0563C1"/>
+            <w:u w:val="single"/>
+          </w:rPr>
+          <w:t>ст. 1473</w:t>
+        </w:r>
+      </w:hyperlink>
+      <w:r>
+        <w:rPr>
+          <w:rFonts w:ascii="Times New Roman" w:hAnsi="Times New Roman" w:cs="Times New Roman"/>
+        </w:rPr>
+        <w:t>–</w:t>
+      </w:r>
+      <w:hyperlink r:id="rId18" w:history="1">
+        <w:r>
+          <w:rPr>
+            <w:rFonts w:ascii="Times New Roman" w:hAnsi="Times New Roman" w:cs="Times New Roman"/>
+            <w:color w:val="0563C1"/>
+            <w:u w:val="single"/>
+          </w:rPr>
+          <w:t>1475 ГК РФ</w:t>
+        </w:r>
+      </w:hyperlink>
       <w:r>
         <w:rPr>
           <w:rFonts w:ascii="Times New Roman" w:hAnsi="Times New Roman" w:cs="Times New Roman"/>
@@ -371,20 +442,32 @@
         </w:rPr>
         <w:t>коммерческое обозначение охраняется без регистрации, если оно различительно и известно на определённой территории (</w:t>
       </w:r>
-      <w:r>
-        <w:rPr>
-          <w:rFonts w:ascii="Times New Roman" w:hAnsi="Times New Roman" w:cs="Times New Roman"/>
-          <w:color w:val="FF0000"/>
-        </w:rPr>
-        <w:t xml:space="preserve">ст. 1538–1541 ГК </w:t>
-      </w:r>
-      <w:r>
-        <w:rPr>
-          <w:rFonts w:ascii="Times New Roman" w:hAnsi="Times New Roman" w:cs="Times New Roman"/>
-          <w:color w:val="FF0000"/>
-        </w:rPr>
-        <w:t>РФ</w:t>
-      </w:r>
+      <w:hyperlink r:id="rId19" w:history="1">
+        <w:r>
+          <w:rPr>
+            <w:rFonts w:ascii="Times New Roman" w:hAnsi="Times New Roman" w:cs="Times New Roman"/>
+            <w:color w:val="0563C1"/>
+            <w:u w:val="single"/>
+          </w:rPr>
+          <w:t>ст. 1538</w:t>
+        </w:r>
+      </w:hyperlink>
+      <w:r>
+        <w:rPr>
+          <w:rFonts w:ascii="Times New Roman" w:hAnsi="Times New Roman" w:cs="Times New Roman"/>
+        </w:rPr>
+        <w:t>–</w:t>
+      </w:r>
+      <w:hyperlink r:id="rId20" w:history="1">
+        <w:r>
+          <w:rPr>
+            <w:rFonts w:ascii="Times New Roman" w:hAnsi="Times New Roman" w:cs="Times New Roman"/>
+            <w:color w:val="0563C1"/>
+            <w:u w:val="single"/>
+          </w:rPr>
+          <w:t>1541 ГК РФ</w:t>
+        </w:r>
+      </w:hyperlink>
       <w:r>
         <w:rPr>
           <w:rFonts w:ascii="Times New Roman" w:hAnsi="Times New Roman" w:cs="Times New Roman"/>
@@ -409,13 +492,16 @@
         </w:rPr>
         <w:t>доменное имя регистрируется у регистратора домена и само по себе не является объектом исключительного права, но использование чужого товарного знака в домене – нарушение прав на знак (</w:t>
       </w:r>
-      <w:r>
-        <w:rPr>
-          <w:rFonts w:ascii="Times New Roman" w:hAnsi="Times New Roman" w:cs="Times New Roman"/>
-          <w:color w:val="FF0000"/>
-        </w:rPr>
-        <w:t>п. 2 ст. 1484 ГК РФ</w:t>
-      </w:r>
+      <w:hyperlink r:id="rId21" w:history="1">
+        <w:r>
+          <w:rPr>
+            <w:rFonts w:ascii="Times New Roman" w:hAnsi="Times New Roman" w:cs="Times New Roman"/>
+            <w:color w:val="0563C1"/>
+            <w:u w:val="single"/>
+          </w:rPr>
+          <w:t>п. 2 ст. 1484 ГК РФ</w:t>
+        </w:r>
+      </w:hyperlink>
       <w:r>
         <w:rPr>
           <w:rFonts w:ascii="Times New Roman" w:hAnsi="Times New Roman" w:cs="Times New Roman"/>
@@ -439,14 +525,7 @@
           <w:rFonts w:ascii="Times New Roman" w:hAnsi="Times New Roman" w:cs="Times New Roman"/>
           <w:b/>
         </w:rPr>
-        <w:t>Изобретения, полезные модели, промышленные об</w:t>
-      </w:r>
-      <w:r>
-        <w:rPr>
-          <w:rFonts w:ascii="Times New Roman" w:hAnsi="Times New Roman" w:cs="Times New Roman"/>
-          <w:b/>
-        </w:rPr>
-        <w:t>разцы</w:t>
+        <w:t>Изобретения, полезные модели, промышленные образцы</w:t>
       </w:r>
       <w:r>
         <w:rPr>
@@ -454,13 +533,32 @@
         </w:rPr>
         <w:t xml:space="preserve"> – охраняются только при получении патента. Программы для ЭВМ «как таковые» изобретениями не признаются (</w:t>
       </w:r>
-      <w:r>
-        <w:rPr>
-          <w:rFonts w:ascii="Times New Roman" w:hAnsi="Times New Roman" w:cs="Times New Roman"/>
-          <w:color w:val="FF0000"/>
-        </w:rPr>
-        <w:t>ст. 1350, 1353 ГК РФ</w:t>
-      </w:r>
+      <w:hyperlink r:id="rId22" w:history="1">
+        <w:r>
+          <w:rPr>
+            <w:rFonts w:ascii="Times New Roman" w:hAnsi="Times New Roman" w:cs="Times New Roman"/>
+            <w:color w:val="0563C1"/>
+            <w:u w:val="single"/>
+          </w:rPr>
+          <w:t>ст. 1350</w:t>
+        </w:r>
+      </w:hyperlink>
+      <w:r>
+        <w:rPr>
+          <w:rFonts w:ascii="Times New Roman" w:hAnsi="Times New Roman" w:cs="Times New Roman"/>
+        </w:rPr>
+        <w:t xml:space="preserve">, </w:t>
+      </w:r>
+      <w:hyperlink r:id="rId23" w:history="1">
+        <w:r>
+          <w:rPr>
+            <w:rFonts w:ascii="Times New Roman" w:hAnsi="Times New Roman" w:cs="Times New Roman"/>
+            <w:color w:val="0563C1"/>
+            <w:u w:val="single"/>
+          </w:rPr>
+          <w:t>1353 ГК РФ</w:t>
+        </w:r>
+      </w:hyperlink>
       <w:r>
         <w:rPr>
           <w:rFonts w:ascii="Times New Roman" w:hAnsi="Times New Roman" w:cs="Times New Roman"/>
@@ -490,21 +588,50 @@
         <w:rPr>
           <w:rFonts w:ascii="Times New Roman" w:hAnsi="Times New Roman" w:cs="Times New Roman"/>
         </w:rPr>
-        <w:t xml:space="preserve"> – охраняется, пока обладатель сохраняет конфиденциальность сведений путём введения режима ком</w:t>
-      </w:r>
-      <w:r>
-        <w:rPr>
-          <w:rFonts w:ascii="Times New Roman" w:hAnsi="Times New Roman" w:cs="Times New Roman"/>
-        </w:rPr>
-        <w:t>мерческой тайны (</w:t>
-      </w:r>
-      <w:r>
-        <w:rPr>
-          <w:rFonts w:ascii="Times New Roman" w:hAnsi="Times New Roman" w:cs="Times New Roman"/>
-          <w:color w:val="FF0000"/>
-        </w:rPr>
-        <w:t>ст. 1465 ГК РФ; Федеральный закон от 29.07.2004 № 98-ФЗ «О коммерческой тайне»</w:t>
-      </w:r>
+        <w:t xml:space="preserve"> – охраняется, пока обладатель сохраняет конфиденциальность сведений путём введения режима коммерческой тайны (</w:t>
+      </w:r>
+      <w:hyperlink r:id="rId24" w:history="1">
+        <w:r>
+          <w:rPr>
+            <w:rFonts w:ascii="Times New Roman" w:hAnsi="Times New Roman" w:cs="Times New Roman"/>
+            <w:color w:val="0563C1"/>
+            <w:u w:val="single"/>
+          </w:rPr>
+          <w:t>ст. 1465 ГК РФ</w:t>
+        </w:r>
+      </w:hyperlink>
+      <w:r>
+        <w:rPr>
+          <w:rFonts w:ascii="Times New Roman" w:hAnsi="Times New Roman" w:cs="Times New Roman"/>
+        </w:rPr>
+        <w:t xml:space="preserve">; </w:t>
+      </w:r>
+      <w:hyperlink r:id="rId25" w:history="1">
+        <w:r>
+          <w:rPr>
+            <w:rFonts w:ascii="Times New Roman" w:hAnsi="Times New Roman" w:cs="Times New Roman"/>
+            <w:color w:val="0563C1"/>
+            <w:u w:val="single"/>
+          </w:rPr>
+          <w:t>Федеральный зак</w:t>
+        </w:r>
+        <w:r>
+          <w:rPr>
+            <w:rFonts w:ascii="Times New Roman" w:hAnsi="Times New Roman" w:cs="Times New Roman"/>
+            <w:color w:val="0563C1"/>
+            <w:u w:val="single"/>
+          </w:rPr>
+          <w:t>о</w:t>
+        </w:r>
+        <w:r>
+          <w:rPr>
+            <w:rFonts w:ascii="Times New Roman" w:hAnsi="Times New Roman" w:cs="Times New Roman"/>
+            <w:color w:val="0563C1"/>
+            <w:u w:val="single"/>
+          </w:rPr>
+          <w:t>н от 29.07.2004 № 98-ФЗ «О коммерческой тайне»</w:t>
+        </w:r>
+      </w:hyperlink>
       <w:r>
         <w:rPr>
           <w:rFonts w:ascii="Times New Roman" w:hAnsi="Times New Roman" w:cs="Times New Roman"/>
@@ -535,14 +662,7 @@
           <w:rFonts w:ascii="Times New Roman" w:hAnsi="Times New Roman" w:cs="Times New Roman"/>
           <w:b/>
         </w:rPr>
-        <w:t>Шаг 2. Убедитесь, что права на каждый объект принадлежат вам и это можно до</w:t>
-      </w:r>
-      <w:r>
-        <w:rPr>
-          <w:rFonts w:ascii="Times New Roman" w:hAnsi="Times New Roman" w:cs="Times New Roman"/>
-          <w:b/>
-        </w:rPr>
-        <w:t>казать</w:t>
+        <w:t>Шаг 2. Убедитесь, что права на каждый объект принадлежат вам и это можно доказать</w:t>
       </w:r>
     </w:p>
     <w:p>
@@ -580,54 +700,66 @@
         <w:rPr>
           <w:rFonts w:ascii="Times New Roman" w:hAnsi="Times New Roman" w:cs="Times New Roman"/>
         </w:rPr>
-        <w:t xml:space="preserve"> Для сотрудников действует правило о служебном произв</w:t>
-      </w:r>
-      <w:r>
-        <w:rPr>
-          <w:rFonts w:ascii="Times New Roman" w:hAnsi="Times New Roman" w:cs="Times New Roman"/>
-        </w:rPr>
-        <w:t>едении (</w:t>
-      </w:r>
-      <w:r>
-        <w:rPr>
-          <w:rFonts w:ascii="Times New Roman" w:hAnsi="Times New Roman" w:cs="Times New Roman"/>
-          <w:color w:val="FF0000"/>
-        </w:rPr>
-        <w:t>ст. 1295 ГК РФ</w:t>
-      </w:r>
+        <w:t xml:space="preserve"> Для сотрудников действует правило о служебном произведении (</w:t>
+      </w:r>
+      <w:hyperlink r:id="rId26" w:history="1">
+        <w:r>
+          <w:rPr>
+            <w:rFonts w:ascii="Times New Roman" w:hAnsi="Times New Roman" w:cs="Times New Roman"/>
+            <w:color w:val="0563C1"/>
+            <w:u w:val="single"/>
+          </w:rPr>
+          <w:t>ст. 1295 ГК РФ</w:t>
+        </w:r>
+      </w:hyperlink>
       <w:r>
         <w:rPr>
           <w:rFonts w:ascii="Times New Roman" w:hAnsi="Times New Roman" w:cs="Times New Roman"/>
         </w:rPr>
         <w:t>). Для подрядчиков права закрепляются договором (</w:t>
       </w:r>
-      <w:r>
-        <w:rPr>
-          <w:rFonts w:ascii="Times New Roman" w:hAnsi="Times New Roman" w:cs="Times New Roman"/>
-          <w:color w:val="FF0000"/>
-        </w:rPr>
-        <w:t>ст. 1296 ГК РФ</w:t>
-      </w:r>
+      <w:hyperlink r:id="rId27" w:history="1">
+        <w:r>
+          <w:rPr>
+            <w:rFonts w:ascii="Times New Roman" w:hAnsi="Times New Roman" w:cs="Times New Roman"/>
+            <w:color w:val="0563C1"/>
+            <w:u w:val="single"/>
+          </w:rPr>
+          <w:t>ст. 1296 ГК РФ</w:t>
+        </w:r>
+      </w:hyperlink>
       <w:r>
         <w:rPr>
           <w:rFonts w:ascii="Times New Roman" w:hAnsi="Times New Roman" w:cs="Times New Roman"/>
         </w:rPr>
         <w:t>); если исполнитель – сам автор (например, фрилансер), права переходят к вам только по договору, который предусматривает отчуждение исключительного права (</w:t>
       </w:r>
-      <w:r>
-        <w:rPr>
-          <w:rFonts w:ascii="Times New Roman" w:hAnsi="Times New Roman" w:cs="Times New Roman"/>
-          <w:color w:val="FF0000"/>
-        </w:rPr>
-        <w:t>ст. 1288, 1234 Г</w:t>
-      </w:r>
-      <w:r>
-        <w:rPr>
-          <w:rFonts w:ascii="Times New Roman" w:hAnsi="Times New Roman" w:cs="Times New Roman"/>
-          <w:color w:val="FF0000"/>
-        </w:rPr>
-        <w:t>К РФ</w:t>
-      </w:r>
+      <w:hyperlink r:id="rId28" w:history="1">
+        <w:r>
+          <w:rPr>
+            <w:rFonts w:ascii="Times New Roman" w:hAnsi="Times New Roman" w:cs="Times New Roman"/>
+            <w:color w:val="0563C1"/>
+            <w:u w:val="single"/>
+          </w:rPr>
+          <w:t>ст. 1288</w:t>
+        </w:r>
+      </w:hyperlink>
+      <w:r>
+        <w:rPr>
+          <w:rFonts w:ascii="Times New Roman" w:hAnsi="Times New Roman" w:cs="Times New Roman"/>
+        </w:rPr>
+        <w:t xml:space="preserve">, </w:t>
+      </w:r>
+      <w:hyperlink r:id="rId29" w:history="1">
+        <w:r>
+          <w:rPr>
+            <w:rFonts w:ascii="Times New Roman" w:hAnsi="Times New Roman" w:cs="Times New Roman"/>
+            <w:color w:val="0563C1"/>
+            <w:u w:val="single"/>
+          </w:rPr>
+          <w:t>1234 ГК РФ</w:t>
+        </w:r>
+      </w:hyperlink>
       <w:r>
         <w:rPr>
           <w:rFonts w:ascii="Times New Roman" w:hAnsi="Times New Roman" w:cs="Times New Roman"/>
@@ -657,21 +789,50 @@
         <w:rPr>
           <w:rFonts w:ascii="Times New Roman" w:hAnsi="Times New Roman" w:cs="Times New Roman"/>
         </w:rPr>
-        <w:t xml:space="preserve"> Это свидетельство о регистрации или патент, выписка из реестра Роспатента, договоры и акты приёма-передачи, материалы депонирования, и</w:t>
-      </w:r>
-      <w:r>
-        <w:rPr>
-          <w:rFonts w:ascii="Times New Roman" w:hAnsi="Times New Roman" w:cs="Times New Roman"/>
-        </w:rPr>
-        <w:t>стория разработки (коммиты, черновики, переписка) (</w:t>
-      </w:r>
-      <w:r>
-        <w:rPr>
-          <w:rFonts w:ascii="Times New Roman" w:hAnsi="Times New Roman" w:cs="Times New Roman"/>
-          <w:color w:val="FF0000"/>
-        </w:rPr>
-        <w:t>ст. 1232, 1262, 1479 ГК РФ</w:t>
-      </w:r>
+        <w:t xml:space="preserve"> Это свидетельство о регистрации или патент, выписка из реестра Роспатента, договоры и акты приёма-передачи, материалы депонирования, история разработки (коммиты, черновики, переписка) (</w:t>
+      </w:r>
+      <w:hyperlink r:id="rId30" w:history="1">
+        <w:r>
+          <w:rPr>
+            <w:rFonts w:ascii="Times New Roman" w:hAnsi="Times New Roman" w:cs="Times New Roman"/>
+            <w:color w:val="0563C1"/>
+            <w:u w:val="single"/>
+          </w:rPr>
+          <w:t>ст. 1232</w:t>
+        </w:r>
+      </w:hyperlink>
+      <w:r>
+        <w:rPr>
+          <w:rFonts w:ascii="Times New Roman" w:hAnsi="Times New Roman" w:cs="Times New Roman"/>
+        </w:rPr>
+        <w:t xml:space="preserve">, </w:t>
+      </w:r>
+      <w:hyperlink r:id="rId31" w:history="1">
+        <w:r>
+          <w:rPr>
+            <w:rFonts w:ascii="Times New Roman" w:hAnsi="Times New Roman" w:cs="Times New Roman"/>
+            <w:color w:val="0563C1"/>
+            <w:u w:val="single"/>
+          </w:rPr>
+          <w:t>1262</w:t>
+        </w:r>
+      </w:hyperlink>
+      <w:r>
+        <w:rPr>
+          <w:rFonts w:ascii="Times New Roman" w:hAnsi="Times New Roman" w:cs="Times New Roman"/>
+        </w:rPr>
+        <w:t xml:space="preserve">, </w:t>
+      </w:r>
+      <w:hyperlink r:id="rId32" w:history="1">
+        <w:r>
+          <w:rPr>
+            <w:rFonts w:ascii="Times New Roman" w:hAnsi="Times New Roman" w:cs="Times New Roman"/>
+            <w:color w:val="0563C1"/>
+            <w:u w:val="single"/>
+          </w:rPr>
+          <w:t>1479 ГК РФ</w:t>
+        </w:r>
+      </w:hyperlink>
       <w:r>
         <w:rPr>
           <w:rFonts w:ascii="Times New Roman" w:hAnsi="Times New Roman" w:cs="Times New Roman"/>
@@ -703,13 +864,32 @@
         </w:rPr>
         <w:t xml:space="preserve"> Это товарный знак и патентуемые объекты (</w:t>
       </w:r>
-      <w:r>
-        <w:rPr>
-          <w:rFonts w:ascii="Times New Roman" w:hAnsi="Times New Roman" w:cs="Times New Roman"/>
-          <w:color w:val="FF0000"/>
-        </w:rPr>
-        <w:t>ст. 1479, 1353 ГК РФ</w:t>
-      </w:r>
+      <w:hyperlink r:id="rId33" w:history="1">
+        <w:r>
+          <w:rPr>
+            <w:rFonts w:ascii="Times New Roman" w:hAnsi="Times New Roman" w:cs="Times New Roman"/>
+            <w:color w:val="0563C1"/>
+            <w:u w:val="single"/>
+          </w:rPr>
+          <w:t>ст. 1479</w:t>
+        </w:r>
+      </w:hyperlink>
+      <w:r>
+        <w:rPr>
+          <w:rFonts w:ascii="Times New Roman" w:hAnsi="Times New Roman" w:cs="Times New Roman"/>
+        </w:rPr>
+        <w:t xml:space="preserve">, </w:t>
+      </w:r>
+      <w:hyperlink r:id="rId34" w:history="1">
+        <w:r>
+          <w:rPr>
+            <w:rFonts w:ascii="Times New Roman" w:hAnsi="Times New Roman" w:cs="Times New Roman"/>
+            <w:color w:val="0563C1"/>
+            <w:u w:val="single"/>
+          </w:rPr>
+          <w:t>1353 ГК РФ</w:t>
+        </w:r>
+      </w:hyperlink>
       <w:r>
         <w:rPr>
           <w:rFonts w:ascii="Times New Roman" w:hAnsi="Times New Roman" w:cs="Times New Roman"/>
@@ -727,14 +907,7 @@
           <w:rFonts w:ascii="Times New Roman" w:hAnsi="Times New Roman" w:cs="Times New Roman"/>
           <w:b/>
         </w:rPr>
-        <w:t xml:space="preserve">Шаг 3. Зафиксируйте нарушение и подготовьте </w:t>
-      </w:r>
-      <w:r>
-        <w:rPr>
-          <w:rFonts w:ascii="Times New Roman" w:hAnsi="Times New Roman" w:cs="Times New Roman"/>
-          <w:b/>
-        </w:rPr>
-        <w:t>доказательства по каждому объекту</w:t>
+        <w:t>Шаг 3. Зафиксируйте нарушение и подготовьте доказательства по каждому объекту</w:t>
       </w:r>
     </w:p>
     <w:p>
@@ -754,24 +927,37 @@
         </w:rPr>
         <w:t>Зафиксируйте нарушение с датой и адресом страницы: нотариальный осмотр сайта или приложения (</w:t>
       </w:r>
-      <w:r>
-        <w:rPr>
-          <w:rFonts w:ascii="Times New Roman" w:hAnsi="Times New Roman" w:cs="Times New Roman"/>
-          <w:color w:val="FF0000"/>
-        </w:rPr>
-        <w:t>ст. 102, 103 Основ законодательства Российской Федерации о нотариате</w:t>
-      </w:r>
-      <w:r>
-        <w:rPr>
-          <w:rFonts w:ascii="Times New Roman" w:hAnsi="Times New Roman" w:cs="Times New Roman"/>
-        </w:rPr>
-        <w:t>), скриншоты с указанием URL и времени, сохранённые копии стр</w:t>
-      </w:r>
-      <w:r>
-        <w:rPr>
-          <w:rFonts w:ascii="Times New Roman" w:hAnsi="Times New Roman" w:cs="Times New Roman"/>
-        </w:rPr>
-        <w:t>аниц, запись экрана.</w:t>
+      <w:hyperlink r:id="rId35" w:history="1">
+        <w:r>
+          <w:rPr>
+            <w:rFonts w:ascii="Times New Roman" w:hAnsi="Times New Roman" w:cs="Times New Roman"/>
+            <w:color w:val="0563C1"/>
+            <w:u w:val="single"/>
+          </w:rPr>
+          <w:t>ст. 102</w:t>
+        </w:r>
+      </w:hyperlink>
+      <w:r>
+        <w:rPr>
+          <w:rFonts w:ascii="Times New Roman" w:hAnsi="Times New Roman" w:cs="Times New Roman"/>
+        </w:rPr>
+        <w:t xml:space="preserve">, </w:t>
+      </w:r>
+      <w:hyperlink r:id="rId36" w:history="1">
+        <w:r>
+          <w:rPr>
+            <w:rFonts w:ascii="Times New Roman" w:hAnsi="Times New Roman" w:cs="Times New Roman"/>
+            <w:color w:val="0563C1"/>
+            <w:u w:val="single"/>
+          </w:rPr>
+          <w:t>103 Основ законодательства Российской Федерации о нотариате</w:t>
+        </w:r>
+      </w:hyperlink>
+      <w:r>
+        <w:rPr>
+          <w:rFonts w:ascii="Times New Roman" w:hAnsi="Times New Roman" w:cs="Times New Roman"/>
+        </w:rPr>
+        <w:t>), скриншоты с указанием URL и времени, сохранённые копии страниц, запись экрана.</w:t>
       </w:r>
     </w:p>
     <w:p>
@@ -791,20 +977,32 @@
         </w:rPr>
         <w:t>Сопоставьте свой объект и объект нарушителя в виде таблицы: что у вас, что у нарушителя, в чём совпадение (код, интерфейс, текст, название, логотип, домен). Для программ и баз данных привлеките специалиста (</w:t>
       </w:r>
-      <w:r>
-        <w:rPr>
-          <w:rFonts w:ascii="Times New Roman" w:hAnsi="Times New Roman" w:cs="Times New Roman"/>
-          <w:color w:val="FF0000"/>
-        </w:rPr>
-        <w:t>ст. 188 ГПК РФ; ст. 87.1 АПК</w:t>
-      </w:r>
-      <w:r>
-        <w:rPr>
-          <w:rFonts w:ascii="Times New Roman" w:hAnsi="Times New Roman" w:cs="Times New Roman"/>
-          <w:color w:val="FF0000"/>
-        </w:rPr>
-        <w:t xml:space="preserve"> РФ</w:t>
-      </w:r>
+      <w:hyperlink r:id="rId37" w:history="1">
+        <w:r>
+          <w:rPr>
+            <w:rFonts w:ascii="Times New Roman" w:hAnsi="Times New Roman" w:cs="Times New Roman"/>
+            <w:color w:val="0563C1"/>
+            <w:u w:val="single"/>
+          </w:rPr>
+          <w:t>ст. 188 ГПК РФ</w:t>
+        </w:r>
+      </w:hyperlink>
+      <w:r>
+        <w:rPr>
+          <w:rFonts w:ascii="Times New Roman" w:hAnsi="Times New Roman" w:cs="Times New Roman"/>
+        </w:rPr>
+        <w:t xml:space="preserve">; </w:t>
+      </w:r>
+      <w:hyperlink r:id="rId38" w:history="1">
+        <w:r>
+          <w:rPr>
+            <w:rFonts w:ascii="Times New Roman" w:hAnsi="Times New Roman" w:cs="Times New Roman"/>
+            <w:color w:val="0563C1"/>
+            <w:u w:val="single"/>
+          </w:rPr>
+          <w:t>ст. 87.1 АПК РФ</w:t>
+        </w:r>
+      </w:hyperlink>
       <w:r>
         <w:rPr>
           <w:rFonts w:ascii="Times New Roman" w:hAnsi="Times New Roman" w:cs="Times New Roman"/>
@@ -827,21 +1025,18 @@
         <w:rPr>
           <w:rFonts w:ascii="Times New Roman" w:hAnsi="Times New Roman" w:cs="Times New Roman"/>
         </w:rPr>
-        <w:t>Установите нарушителя (организация, ИП, гражданин) по данным ЕГРЮЛ и ЕГРИП, сведениям на сайте и в магазине приложений, данным регистратора домена. Определите посредников (хостинг, маркетплейс, магазин приложений), которые могут удалить нарушающий ко</w:t>
-      </w:r>
-      <w:r>
-        <w:rPr>
-          <w:rFonts w:ascii="Times New Roman" w:hAnsi="Times New Roman" w:cs="Times New Roman"/>
-        </w:rPr>
-        <w:t>нтент (</w:t>
-      </w:r>
-      <w:r>
-        <w:rPr>
-          <w:rFonts w:ascii="Times New Roman" w:hAnsi="Times New Roman" w:cs="Times New Roman"/>
-          <w:color w:val="FF0000"/>
-        </w:rPr>
-        <w:t>ст. 1253.1 ГК РФ</w:t>
-      </w:r>
+        <w:t>Установите нарушителя (организация, ИП, гражданин) по данным ЕГРЮЛ и ЕГРИП, сведениям на сайте и в магазине приложений, данным регистратора домена. Определите посредников (хостинг, маркетплейс, магазин приложений), которые могут удалить нарушающий контент (</w:t>
+      </w:r>
+      <w:hyperlink r:id="rId39" w:history="1">
+        <w:r>
+          <w:rPr>
+            <w:rFonts w:ascii="Times New Roman" w:hAnsi="Times New Roman" w:cs="Times New Roman"/>
+            <w:color w:val="0563C1"/>
+            <w:u w:val="single"/>
+          </w:rPr>
+          <w:t>ст. 1253.1 ГК РФ</w:t>
+        </w:r>
+      </w:hyperlink>
       <w:r>
         <w:rPr>
           <w:rFonts w:ascii="Times New Roman" w:hAnsi="Times New Roman" w:cs="Times New Roman"/>
@@ -882,21 +1077,34 @@
         <w:rPr>
           <w:rFonts w:ascii="Times New Roman" w:hAnsi="Times New Roman" w:cs="Times New Roman"/>
         </w:rPr>
-        <w:t>Проверьте срок исковой давности – три года с момента, когда вы узнали или должны б</w:t>
-      </w:r>
-      <w:r>
-        <w:rPr>
-          <w:rFonts w:ascii="Times New Roman" w:hAnsi="Times New Roman" w:cs="Times New Roman"/>
-        </w:rPr>
-        <w:t>ыли узнать о нарушении и о нарушителе (</w:t>
-      </w:r>
-      <w:r>
-        <w:rPr>
-          <w:rFonts w:ascii="Times New Roman" w:hAnsi="Times New Roman" w:cs="Times New Roman"/>
-          <w:color w:val="FF0000"/>
-        </w:rPr>
-        <w:t>ст. 196, 200 ГК РФ</w:t>
-      </w:r>
+        <w:t>Проверьте срок исковой давности – три года с момента, когда вы узнали или должны были узнать о нарушении и о нарушителе (</w:t>
+      </w:r>
+      <w:hyperlink r:id="rId40" w:history="1">
+        <w:r>
+          <w:rPr>
+            <w:rFonts w:ascii="Times New Roman" w:hAnsi="Times New Roman" w:cs="Times New Roman"/>
+            <w:color w:val="0563C1"/>
+            <w:u w:val="single"/>
+          </w:rPr>
+          <w:t>ст. 196</w:t>
+        </w:r>
+      </w:hyperlink>
+      <w:r>
+        <w:rPr>
+          <w:rFonts w:ascii="Times New Roman" w:hAnsi="Times New Roman" w:cs="Times New Roman"/>
+        </w:rPr>
+        <w:t xml:space="preserve">, </w:t>
+      </w:r>
+      <w:hyperlink r:id="rId41" w:history="1">
+        <w:r>
+          <w:rPr>
+            <w:rFonts w:ascii="Times New Roman" w:hAnsi="Times New Roman" w:cs="Times New Roman"/>
+            <w:color w:val="0563C1"/>
+            <w:u w:val="single"/>
+          </w:rPr>
+          <w:t>200 ГК РФ</w:t>
+        </w:r>
+      </w:hyperlink>
       <w:r>
         <w:rPr>
           <w:rFonts w:ascii="Times New Roman" w:hAnsi="Times New Roman" w:cs="Times New Roman"/>
@@ -953,13 +1161,16 @@
         </w:rPr>
         <w:t xml:space="preserve"> – если нарушитель оспаривает ваше право или присваивает авторство (</w:t>
       </w:r>
-      <w:r>
-        <w:rPr>
-          <w:rFonts w:ascii="Times New Roman" w:hAnsi="Times New Roman" w:cs="Times New Roman"/>
-          <w:color w:val="FF0000"/>
-        </w:rPr>
-        <w:t>пп. 1 п. 1 ст. 1252 ГК РФ</w:t>
-      </w:r>
+      <w:hyperlink r:id="rId42" w:history="1">
+        <w:r>
+          <w:rPr>
+            <w:rFonts w:ascii="Times New Roman" w:hAnsi="Times New Roman" w:cs="Times New Roman"/>
+            <w:color w:val="0563C1"/>
+            <w:u w:val="single"/>
+          </w:rPr>
+          <w:t>пп. 1 п. 1 ст. 1252 ГК РФ</w:t>
+        </w:r>
+      </w:hyperlink>
       <w:r>
         <w:rPr>
           <w:rFonts w:ascii="Times New Roman" w:hAnsi="Times New Roman" w:cs="Times New Roman"/>
@@ -991,20 +1202,16 @@
         </w:rPr>
         <w:t xml:space="preserve"> – прекратить использование, удалить код, контент и тексты, прекратить использование обозначения в названии продукта и в домене (</w:t>
       </w:r>
-      <w:r>
-        <w:rPr>
-          <w:rFonts w:ascii="Times New Roman" w:hAnsi="Times New Roman" w:cs="Times New Roman"/>
-          <w:color w:val="FF0000"/>
-        </w:rPr>
-        <w:t xml:space="preserve">пп. 2 п. 1 </w:t>
-      </w:r>
-      <w:r>
-        <w:rPr>
-          <w:rFonts w:ascii="Times New Roman" w:hAnsi="Times New Roman" w:cs="Times New Roman"/>
-          <w:color w:val="FF0000"/>
-        </w:rPr>
-        <w:t>ст. 1252 ГК РФ</w:t>
-      </w:r>
+      <w:hyperlink r:id="rId43" w:history="1">
+        <w:r>
+          <w:rPr>
+            <w:rFonts w:ascii="Times New Roman" w:hAnsi="Times New Roman" w:cs="Times New Roman"/>
+            <w:color w:val="0563C1"/>
+            <w:u w:val="single"/>
+          </w:rPr>
+          <w:t>пп. 2 п. 1 ст. 1252 ГК РФ</w:t>
+        </w:r>
+      </w:hyperlink>
       <w:r>
         <w:rPr>
           <w:rFonts w:ascii="Times New Roman" w:hAnsi="Times New Roman" w:cs="Times New Roman"/>
@@ -1034,45 +1241,87 @@
         <w:rPr>
           <w:rFonts w:ascii="Times New Roman" w:hAnsi="Times New Roman" w:cs="Times New Roman"/>
         </w:rPr>
-        <w:t xml:space="preserve"> Вместо убытков правообладатель вправе потребовать компенсацию, не доказывая размер убытков. Способы расчёта: от 10 000 до 10 000 000 рублей по усмотрению суда; двукратная стоимость контрафактных экземпляров; двукрат</w:t>
-      </w:r>
-      <w:r>
-        <w:rPr>
-          <w:rFonts w:ascii="Times New Roman" w:hAnsi="Times New Roman" w:cs="Times New Roman"/>
-        </w:rPr>
-        <w:t>ная стоимость права использования (</w:t>
-      </w:r>
-      <w:r>
-        <w:rPr>
-          <w:rFonts w:ascii="Times New Roman" w:hAnsi="Times New Roman" w:cs="Times New Roman"/>
-          <w:color w:val="FF0000"/>
-        </w:rPr>
-        <w:t>ст. 1252.1, 1301, 1311, 1515 ГК РФ</w:t>
-      </w:r>
+        <w:t xml:space="preserve"> Вместо убытков правообладатель вправе потребовать компенсацию, не доказывая размер убытков. Способы расчёта: от 10 000 до 10 000 000 рублей по усмотрению суда; двукратная стоимость контрафактных экземпляров; двукратная стоимость права использования (</w:t>
+      </w:r>
+      <w:hyperlink r:id="rId44" w:history="1">
+        <w:r>
+          <w:rPr>
+            <w:rFonts w:ascii="Times New Roman" w:hAnsi="Times New Roman" w:cs="Times New Roman"/>
+            <w:color w:val="0563C1"/>
+            <w:u w:val="single"/>
+          </w:rPr>
+          <w:t>ст. 1252.1</w:t>
+        </w:r>
+      </w:hyperlink>
+      <w:r>
+        <w:rPr>
+          <w:rFonts w:ascii="Times New Roman" w:hAnsi="Times New Roman" w:cs="Times New Roman"/>
+        </w:rPr>
+        <w:t xml:space="preserve">, </w:t>
+      </w:r>
+      <w:hyperlink r:id="rId45" w:history="1">
+        <w:r>
+          <w:rPr>
+            <w:rFonts w:ascii="Times New Roman" w:hAnsi="Times New Roman" w:cs="Times New Roman"/>
+            <w:color w:val="0563C1"/>
+            <w:u w:val="single"/>
+          </w:rPr>
+          <w:t>1301</w:t>
+        </w:r>
+      </w:hyperlink>
+      <w:r>
+        <w:rPr>
+          <w:rFonts w:ascii="Times New Roman" w:hAnsi="Times New Roman" w:cs="Times New Roman"/>
+        </w:rPr>
+        <w:t xml:space="preserve">, </w:t>
+      </w:r>
+      <w:hyperlink r:id="rId46" w:history="1">
+        <w:r>
+          <w:rPr>
+            <w:rFonts w:ascii="Times New Roman" w:hAnsi="Times New Roman" w:cs="Times New Roman"/>
+            <w:color w:val="0563C1"/>
+            <w:u w:val="single"/>
+          </w:rPr>
+          <w:t>1311</w:t>
+        </w:r>
+      </w:hyperlink>
+      <w:r>
+        <w:rPr>
+          <w:rFonts w:ascii="Times New Roman" w:hAnsi="Times New Roman" w:cs="Times New Roman"/>
+        </w:rPr>
+        <w:t xml:space="preserve">, </w:t>
+      </w:r>
+      <w:hyperlink r:id="rId47" w:history="1">
+        <w:r>
+          <w:rPr>
+            <w:rFonts w:ascii="Times New Roman" w:hAnsi="Times New Roman" w:cs="Times New Roman"/>
+            <w:color w:val="0563C1"/>
+            <w:u w:val="single"/>
+          </w:rPr>
+          <w:t>1515 ГК РФ</w:t>
+        </w:r>
+      </w:hyperlink>
       <w:r>
         <w:rPr>
           <w:rFonts w:ascii="Times New Roman" w:hAnsi="Times New Roman" w:cs="Times New Roman"/>
         </w:rPr>
         <w:t>). Для патентных объектов действует свой нижний предел (</w:t>
       </w:r>
-      <w:r>
-        <w:rPr>
-          <w:rFonts w:ascii="Times New Roman" w:hAnsi="Times New Roman" w:cs="Times New Roman"/>
-          <w:color w:val="FF0000"/>
-        </w:rPr>
-        <w:t>ст. 1406.1 ГК РФ</w:t>
-      </w:r>
-      <w:r>
-        <w:rPr>
-          <w:rFonts w:ascii="Times New Roman" w:hAnsi="Times New Roman" w:cs="Times New Roman"/>
-        </w:rPr>
-        <w:t>). Эти правила действуют с 4 января 2026 года; нарушения, завершённые до этой даты, как правило, оцениваются по пре</w:t>
-      </w:r>
-      <w:r>
-        <w:rPr>
-          <w:rFonts w:ascii="Times New Roman" w:hAnsi="Times New Roman" w:cs="Times New Roman"/>
-        </w:rPr>
-        <w:t>жней редакции, где верхний предел был ниже.</w:t>
+      <w:hyperlink r:id="rId48" w:history="1">
+        <w:r>
+          <w:rPr>
+            <w:rFonts w:ascii="Times New Roman" w:hAnsi="Times New Roman" w:cs="Times New Roman"/>
+            <w:color w:val="0563C1"/>
+            <w:u w:val="single"/>
+          </w:rPr>
+          <w:t>ст. 1406.1 ГК РФ</w:t>
+        </w:r>
+      </w:hyperlink>
+      <w:r>
+        <w:rPr>
+          <w:rFonts w:ascii="Times New Roman" w:hAnsi="Times New Roman" w:cs="Times New Roman"/>
+        </w:rPr>
+        <w:t>). Эти правила действуют с 4 января 2026 года; нарушения, завершённые до этой даты, как правило, оцениваются по прежней редакции, где верхний предел был ниже.</w:t>
       </w:r>
     </w:p>
     <w:p>
@@ -1113,13 +1362,64 @@
         </w:rPr>
         <w:t xml:space="preserve"> (</w:t>
       </w:r>
-      <w:r>
-        <w:rPr>
-          <w:rFonts w:ascii="Times New Roman" w:hAnsi="Times New Roman" w:cs="Times New Roman"/>
-          <w:color w:val="FF0000"/>
-        </w:rPr>
-        <w:t>пп. 4, 5 п. 1, п. 4, 5 ст. 1252 ГК РФ</w:t>
-      </w:r>
+      <w:hyperlink r:id="rId49" w:history="1">
+        <w:r>
+          <w:rPr>
+            <w:rFonts w:ascii="Times New Roman" w:hAnsi="Times New Roman" w:cs="Times New Roman"/>
+            <w:color w:val="0563C1"/>
+            <w:u w:val="single"/>
+          </w:rPr>
+          <w:t>пп. 4</w:t>
+        </w:r>
+      </w:hyperlink>
+      <w:r>
+        <w:rPr>
+          <w:rFonts w:ascii="Times New Roman" w:hAnsi="Times New Roman" w:cs="Times New Roman"/>
+        </w:rPr>
+        <w:t xml:space="preserve">, </w:t>
+      </w:r>
+      <w:hyperlink r:id="rId50" w:history="1">
+        <w:r>
+          <w:rPr>
+            <w:rFonts w:ascii="Times New Roman" w:hAnsi="Times New Roman" w:cs="Times New Roman"/>
+            <w:color w:val="0563C1"/>
+            <w:u w:val="single"/>
+          </w:rPr>
+          <w:t>5 п. 1</w:t>
+        </w:r>
+      </w:hyperlink>
+      <w:r>
+        <w:rPr>
+          <w:rFonts w:ascii="Times New Roman" w:hAnsi="Times New Roman" w:cs="Times New Roman"/>
+        </w:rPr>
+        <w:t xml:space="preserve">, </w:t>
+      </w:r>
+      <w:hyperlink r:id="rId51" w:history="1">
+        <w:r>
+          <w:rPr>
+            <w:rFonts w:ascii="Times New Roman" w:hAnsi="Times New Roman" w:cs="Times New Roman"/>
+            <w:color w:val="0563C1"/>
+            <w:u w:val="single"/>
+          </w:rPr>
+          <w:t>п. 4</w:t>
+        </w:r>
+      </w:hyperlink>
+      <w:r>
+        <w:rPr>
+          <w:rFonts w:ascii="Times New Roman" w:hAnsi="Times New Roman" w:cs="Times New Roman"/>
+        </w:rPr>
+        <w:t xml:space="preserve">, </w:t>
+      </w:r>
+      <w:hyperlink r:id="rId52" w:history="1">
+        <w:r>
+          <w:rPr>
+            <w:rFonts w:ascii="Times New Roman" w:hAnsi="Times New Roman" w:cs="Times New Roman"/>
+            <w:color w:val="0563C1"/>
+            <w:u w:val="single"/>
+          </w:rPr>
+          <w:t>5 ст. 1252 ГК РФ</w:t>
+        </w:r>
+      </w:hyperlink>
       <w:r>
         <w:rPr>
           <w:rFonts w:ascii="Times New Roman" w:hAnsi="Times New Roman" w:cs="Times New Roman"/>
@@ -1149,21 +1449,18 @@
         <w:rPr>
           <w:rFonts w:ascii="Times New Roman" w:hAnsi="Times New Roman" w:cs="Times New Roman"/>
         </w:rPr>
-        <w:t xml:space="preserve"> (товарный знак, фирменное наименование, коммерческо</w:t>
-      </w:r>
-      <w:r>
-        <w:rPr>
-          <w:rFonts w:ascii="Times New Roman" w:hAnsi="Times New Roman" w:cs="Times New Roman"/>
-        </w:rPr>
-        <w:t>е обозначение). Преимущество имеет обозначение с более ранним приоритетом; правообладатель может требовать запретить использование конкурирующего обозначения (</w:t>
-      </w:r>
-      <w:r>
-        <w:rPr>
-          <w:rFonts w:ascii="Times New Roman" w:hAnsi="Times New Roman" w:cs="Times New Roman"/>
-          <w:color w:val="FF0000"/>
-        </w:rPr>
-        <w:t>п. 6 ст. 1252 ГК РФ</w:t>
-      </w:r>
+        <w:t xml:space="preserve"> (товарный знак, фирменное наименование, коммерческое обозначение). Преимущество имеет обозначение с более ранним приоритетом; правообладатель может требовать запретить использование конкурирующего обозначения (</w:t>
+      </w:r>
+      <w:hyperlink r:id="rId53" w:history="1">
+        <w:r>
+          <w:rPr>
+            <w:rFonts w:ascii="Times New Roman" w:hAnsi="Times New Roman" w:cs="Times New Roman"/>
+            <w:color w:val="0563C1"/>
+            <w:u w:val="single"/>
+          </w:rPr>
+          <w:t>п. 6 ст. 1252 ГК РФ</w:t>
+        </w:r>
+      </w:hyperlink>
       <w:r>
         <w:rPr>
           <w:rFonts w:ascii="Times New Roman" w:hAnsi="Times New Roman" w:cs="Times New Roman"/>
@@ -1193,19 +1490,7 @@
         <w:rPr>
           <w:rFonts w:ascii="Times New Roman" w:hAnsi="Times New Roman" w:cs="Times New Roman"/>
         </w:rPr>
-        <w:t>Если одн</w:t>
-      </w:r>
-      <w:r>
-        <w:rPr>
-          <w:rFonts w:ascii="Times New Roman" w:hAnsi="Times New Roman" w:cs="Times New Roman"/>
-        </w:rPr>
-        <w:t>о лицо нарушает права сразу на несколько объектов вашего продукта (например, копирует приложение: код, интерфейс, тексты, название и логотип), отдельную претензию по каждому объекту направлять не нужно. Можно направить одну претензию, выстроенную по объект</w:t>
-      </w:r>
-      <w:r>
-        <w:rPr>
-          <w:rFonts w:ascii="Times New Roman" w:hAnsi="Times New Roman" w:cs="Times New Roman"/>
-        </w:rPr>
-        <w:t>ам.</w:t>
+        <w:t>Если одно лицо нарушает права сразу на несколько объектов вашего продукта (например, копирует приложение: код, интерфейс, тексты, название и логотип), отдельную претензию по каждому объекту направлять не нужно. Можно направить одну претензию, выстроенную по объектам.</w:t>
       </w:r>
     </w:p>
     <w:p>
@@ -1238,13 +1523,32 @@
         </w:rPr>
         <w:t>один адресат и одна ситуация (один сайт или приложение, один период нарушения); если нарушителей несколько, укажите роль каждого – при совместном нарушении возможна солидарная ответственность (</w:t>
       </w:r>
-      <w:r>
-        <w:rPr>
-          <w:rFonts w:ascii="Times New Roman" w:hAnsi="Times New Roman" w:cs="Times New Roman"/>
-          <w:color w:val="FF0000"/>
-        </w:rPr>
-        <w:t>п. 6.1 ст. 1252, п. 8 ст. 1252.1 ГК РФ</w:t>
-      </w:r>
+      <w:hyperlink r:id="rId54" w:history="1">
+        <w:r>
+          <w:rPr>
+            <w:rFonts w:ascii="Times New Roman" w:hAnsi="Times New Roman" w:cs="Times New Roman"/>
+            <w:color w:val="0563C1"/>
+            <w:u w:val="single"/>
+          </w:rPr>
+          <w:t>п. 6.1 ст. 1252</w:t>
+        </w:r>
+      </w:hyperlink>
+      <w:r>
+        <w:rPr>
+          <w:rFonts w:ascii="Times New Roman" w:hAnsi="Times New Roman" w:cs="Times New Roman"/>
+        </w:rPr>
+        <w:t xml:space="preserve">, </w:t>
+      </w:r>
+      <w:hyperlink r:id="rId55" w:history="1">
+        <w:r>
+          <w:rPr>
+            <w:rFonts w:ascii="Times New Roman" w:hAnsi="Times New Roman" w:cs="Times New Roman"/>
+            <w:color w:val="0563C1"/>
+            <w:u w:val="single"/>
+          </w:rPr>
+          <w:t>п. 8 ст. 1252.1 ГК РФ</w:t>
+        </w:r>
+      </w:hyperlink>
       <w:r>
         <w:rPr>
           <w:rFonts w:ascii="Times New Roman" w:hAnsi="Times New Roman" w:cs="Times New Roman"/>
@@ -1285,13 +1589,7 @@
         <w:rPr>
           <w:rFonts w:ascii="Times New Roman" w:hAnsi="Times New Roman" w:cs="Times New Roman"/>
         </w:rPr>
-        <w:t xml:space="preserve">требования сформулированы отдельно по каждому объекту, чтобы адресат и суд могли проверить </w:t>
-      </w:r>
-      <w:r>
-        <w:rPr>
-          <w:rFonts w:ascii="Times New Roman" w:hAnsi="Times New Roman" w:cs="Times New Roman"/>
-        </w:rPr>
-        <w:t>каждое из них.</w:t>
+        <w:t>требования сформулированы отдельно по каждому объекту, чтобы адресат и суд могли проверить каждое из них.</w:t>
       </w:r>
     </w:p>
     <w:p>
@@ -1354,13 +1652,7 @@
         <w:rPr>
           <w:rFonts w:ascii="Times New Roman" w:hAnsi="Times New Roman" w:cs="Times New Roman"/>
         </w:rPr>
-        <w:t xml:space="preserve"> основание вашего права и документы; в чём нарушение, где и когда оно зафиксировано; норм</w:t>
-      </w:r>
-      <w:r>
-        <w:rPr>
-          <w:rFonts w:ascii="Times New Roman" w:hAnsi="Times New Roman" w:cs="Times New Roman"/>
-        </w:rPr>
-        <w:t>ы права; требование по этому объекту.</w:t>
+        <w:t xml:space="preserve"> основание вашего права и документы; в чём нарушение, где и когда оно зафиксировано; нормы права; требование по этому объекту.</w:t>
       </w:r>
     </w:p>
     <w:p>
@@ -1410,13 +1702,7 @@
         <w:rPr>
           <w:rFonts w:ascii="Times New Roman" w:hAnsi="Times New Roman" w:cs="Times New Roman"/>
         </w:rPr>
-        <w:t xml:space="preserve"> перечень доказательств с разбивкой по объект</w:t>
-      </w:r>
-      <w:r>
-        <w:rPr>
-          <w:rFonts w:ascii="Times New Roman" w:hAnsi="Times New Roman" w:cs="Times New Roman"/>
-        </w:rPr>
-        <w:t>ам.</w:t>
+        <w:t xml:space="preserve"> перечень доказательств с разбивкой по объектам.</w:t>
       </w:r>
     </w:p>
     <w:p>
@@ -1454,32 +1740,39 @@
         <w:rPr>
           <w:rFonts w:ascii="Times New Roman" w:hAnsi="Times New Roman" w:cs="Times New Roman"/>
         </w:rPr>
-        <w:t xml:space="preserve"> Если спор рассматривает арбитражный суд (стороны – организации и ИП), перед иском о компенсации или убытках претензия обязательна, срок ответа – 30 календарных дней со дня направления, если договором не установлено ино</w:t>
-      </w:r>
-      <w:r>
-        <w:rPr>
-          <w:rFonts w:ascii="Times New Roman" w:hAnsi="Times New Roman" w:cs="Times New Roman"/>
-        </w:rPr>
-        <w:t>е. Для требований о признании права, пресечении нарушения, изъятии носителей и уничтожении оборудования претензия не обязательна (</w:t>
-      </w:r>
-      <w:r>
-        <w:rPr>
-          <w:rFonts w:ascii="Times New Roman" w:hAnsi="Times New Roman" w:cs="Times New Roman"/>
-          <w:color w:val="FF0000"/>
-        </w:rPr>
-        <w:t>п. 5.1 ст. 1252 ГК РФ; ч. 5 ст. 4 АПК РФ</w:t>
-      </w:r>
-      <w:r>
-        <w:rPr>
-          <w:rFonts w:ascii="Times New Roman" w:hAnsi="Times New Roman" w:cs="Times New Roman"/>
-        </w:rPr>
-        <w:t xml:space="preserve">). Если нарушитель – гражданин, обязательного претензионного порядка нет, но </w:t>
-      </w:r>
-      <w:r>
-        <w:rPr>
-          <w:rFonts w:ascii="Times New Roman" w:hAnsi="Times New Roman" w:cs="Times New Roman"/>
-        </w:rPr>
-        <w:t>претензия поможет урегулировать спор без суда.</w:t>
+        <w:t xml:space="preserve"> Если спор рассматривает арбитражный суд (стороны – организации и ИП), перед иском о компенсации или убытках претензия обязательна, срок ответа – 30 календарных дней со дня направления, если договором не установлено иное. Для требований о признании права, пресечении нарушения, изъятии носителей и уничтожении оборудования претензия не обязательна (</w:t>
+      </w:r>
+      <w:hyperlink r:id="rId56" w:history="1">
+        <w:r>
+          <w:rPr>
+            <w:rFonts w:ascii="Times New Roman" w:hAnsi="Times New Roman" w:cs="Times New Roman"/>
+            <w:color w:val="0563C1"/>
+            <w:u w:val="single"/>
+          </w:rPr>
+          <w:t>п. 5.1 ст. 1252 ГК РФ</w:t>
+        </w:r>
+      </w:hyperlink>
+      <w:r>
+        <w:rPr>
+          <w:rFonts w:ascii="Times New Roman" w:hAnsi="Times New Roman" w:cs="Times New Roman"/>
+        </w:rPr>
+        <w:t xml:space="preserve">; </w:t>
+      </w:r>
+      <w:hyperlink r:id="rId57" w:history="1">
+        <w:r>
+          <w:rPr>
+            <w:rFonts w:ascii="Times New Roman" w:hAnsi="Times New Roman" w:cs="Times New Roman"/>
+            <w:color w:val="0563C1"/>
+            <w:u w:val="single"/>
+          </w:rPr>
+          <w:t>ч. 5 ст. 4 АПК РФ</w:t>
+        </w:r>
+      </w:hyperlink>
+      <w:r>
+        <w:rPr>
+          <w:rFonts w:ascii="Times New Roman" w:hAnsi="Times New Roman" w:cs="Times New Roman"/>
+        </w:rPr>
+        <w:t>). Если нарушитель – гражданин, обязательного претензионного порядка нет, но претензия поможет урегулировать спор без суда.</w:t>
       </w:r>
     </w:p>
     <w:p>
@@ -1506,13 +1799,16 @@
         </w:rPr>
         <w:t xml:space="preserve"> Направляйте претензию способом, который позволяет доказать отправку и получение (заказное письмо с описью вложения, по адресу из ЕГРЮЛ или ЕГРИП) (</w:t>
       </w:r>
-      <w:r>
-        <w:rPr>
-          <w:rFonts w:ascii="Times New Roman" w:hAnsi="Times New Roman" w:cs="Times New Roman"/>
-          <w:color w:val="FF0000"/>
-        </w:rPr>
-        <w:t>ст. 165.1 ГК РФ</w:t>
-      </w:r>
+      <w:hyperlink r:id="rId58" w:history="1">
+        <w:r>
+          <w:rPr>
+            <w:rFonts w:ascii="Times New Roman" w:hAnsi="Times New Roman" w:cs="Times New Roman"/>
+            <w:color w:val="0563C1"/>
+            <w:u w:val="single"/>
+          </w:rPr>
+          <w:t>ст. 165.1 ГК РФ</w:t>
+        </w:r>
+      </w:hyperlink>
       <w:r>
         <w:rPr>
           <w:rFonts w:ascii="Times New Roman" w:hAnsi="Times New Roman" w:cs="Times New Roman"/>
@@ -1542,40 +1838,57 @@
         <w:rPr>
           <w:rFonts w:ascii="Times New Roman" w:hAnsi="Times New Roman" w:cs="Times New Roman"/>
         </w:rPr>
-        <w:t xml:space="preserve"> </w:t>
-      </w:r>
-      <w:r>
-        <w:rPr>
-          <w:rFonts w:ascii="Times New Roman" w:hAnsi="Times New Roman" w:cs="Times New Roman"/>
-        </w:rPr>
-        <w:t>Если несколько объектов незаконно использованы в одном контрафактном носителе, их число не увеличивает размер компенсации: общий размер определяется по правилам п. 4 ст. 1252.1 ГК РФ (от наибольшего минимума до двукратного наибольшего максимума, при расчёт</w:t>
-      </w:r>
-      <w:r>
-        <w:rPr>
-          <w:rFonts w:ascii="Times New Roman" w:hAnsi="Times New Roman" w:cs="Times New Roman"/>
-        </w:rPr>
-        <w:t xml:space="preserve">е от стоимости – от наибольшей </w:t>
+        <w:t xml:space="preserve"> Если несколько объектов незаконно использованы в одном контрафактном носителе, их число не увеличивает размер компенсации: общий размер определяется по правилам п. 4 ст. 1252.1 ГК РФ (от наибольшего минимума до двукратного наибольшего максимума, при расчёте от стоимости – от наибольшей </w:t>
       </w:r>
       <w:r>
         <w:rPr>
           <w:rFonts w:ascii="Times New Roman" w:hAnsi="Times New Roman" w:cs="Times New Roman"/>
         </w:rPr>
         <w:lastRenderedPageBreak/>
-        <w:t>стоимости). Не суммируйте механически минимальные суммы по каждому объекту: приведите расчёт и обоснуйте размер. Как это правило применяется к цифровым продуктам, суд определяет в конкретном деле. Компенсация также не взыскив</w:t>
-      </w:r>
-      <w:r>
-        <w:rPr>
-          <w:rFonts w:ascii="Times New Roman" w:hAnsi="Times New Roman" w:cs="Times New Roman"/>
-        </w:rPr>
-        <w:t>ается за способ использования, который необходим для другого способа и сам по себе не имеет самостоятельной экономической ценности (</w:t>
-      </w:r>
-      <w:r>
-        <w:rPr>
-          <w:rFonts w:ascii="Times New Roman" w:hAnsi="Times New Roman" w:cs="Times New Roman"/>
-          <w:color w:val="FF0000"/>
-        </w:rPr>
-        <w:t>п. 1.1 ст. 1252, п. 4, 5 ст. 1252.1 ГК РФ</w:t>
-      </w:r>
+        <w:t>стоимости). Не суммируйте механически минимальные суммы по каждому объекту: приведите расчёт и обоснуйте размер. Как это правило применяется к цифровым продуктам, суд определяет в конкретном деле. Компенсация также не взыскивается за способ использования, который необходим для другого способа и сам по себе не имеет самостоятельной экономической ценности (</w:t>
+      </w:r>
+      <w:hyperlink r:id="rId59" w:history="1">
+        <w:r>
+          <w:rPr>
+            <w:rFonts w:ascii="Times New Roman" w:hAnsi="Times New Roman" w:cs="Times New Roman"/>
+            <w:color w:val="0563C1"/>
+            <w:u w:val="single"/>
+          </w:rPr>
+          <w:t>п. 1.1 ст. 1252</w:t>
+        </w:r>
+      </w:hyperlink>
+      <w:r>
+        <w:rPr>
+          <w:rFonts w:ascii="Times New Roman" w:hAnsi="Times New Roman" w:cs="Times New Roman"/>
+        </w:rPr>
+        <w:t xml:space="preserve">, </w:t>
+      </w:r>
+      <w:hyperlink r:id="rId60" w:history="1">
+        <w:r>
+          <w:rPr>
+            <w:rFonts w:ascii="Times New Roman" w:hAnsi="Times New Roman" w:cs="Times New Roman"/>
+            <w:color w:val="0563C1"/>
+            <w:u w:val="single"/>
+          </w:rPr>
+          <w:t>п. 4</w:t>
+        </w:r>
+      </w:hyperlink>
+      <w:r>
+        <w:rPr>
+          <w:rFonts w:ascii="Times New Roman" w:hAnsi="Times New Roman" w:cs="Times New Roman"/>
+        </w:rPr>
+        <w:t xml:space="preserve">, </w:t>
+      </w:r>
+      <w:hyperlink r:id="rId61" w:history="1">
+        <w:r>
+          <w:rPr>
+            <w:rFonts w:ascii="Times New Roman" w:hAnsi="Times New Roman" w:cs="Times New Roman"/>
+            <w:color w:val="0563C1"/>
+            <w:u w:val="single"/>
+          </w:rPr>
+          <w:t>5 ст. 1252.1 ГК РФ</w:t>
+        </w:r>
+      </w:hyperlink>
       <w:r>
         <w:rPr>
           <w:rFonts w:ascii="Times New Roman" w:hAnsi="Times New Roman" w:cs="Times New Roman"/>
@@ -1611,28 +1924,34 @@
         <w:rPr>
           <w:rFonts w:ascii="Times New Roman" w:hAnsi="Times New Roman" w:cs="Times New Roman"/>
         </w:rPr>
-        <w:t>Истец вправе соедин</w:t>
-      </w:r>
-      <w:r>
-        <w:rPr>
-          <w:rFonts w:ascii="Times New Roman" w:hAnsi="Times New Roman" w:cs="Times New Roman"/>
-        </w:rPr>
-        <w:t>ить в одном исковом заявлении несколько связанных между собой требований; в арбитражном процессе – связанных по основаниям возникновения или по представленным доказательствам. Суд вправе выделить часть требований в отдельное производство (</w:t>
-      </w:r>
-      <w:r>
-        <w:rPr>
-          <w:rFonts w:ascii="Times New Roman" w:hAnsi="Times New Roman" w:cs="Times New Roman"/>
-          <w:color w:val="FF0000"/>
-        </w:rPr>
-        <w:t>ст. 130 АПК РФ; с</w:t>
-      </w:r>
-      <w:r>
-        <w:rPr>
-          <w:rFonts w:ascii="Times New Roman" w:hAnsi="Times New Roman" w:cs="Times New Roman"/>
-          <w:color w:val="FF0000"/>
-        </w:rPr>
-        <w:t>т. 151 ГПК РФ</w:t>
-      </w:r>
+        <w:t>Истец вправе соединить в одном исковом заявлении несколько связанных между собой требований; в арбитражном процессе – связанных по основаниям возникновения или по представленным доказательствам. Суд вправе выделить часть требований в отдельное производство (</w:t>
+      </w:r>
+      <w:hyperlink r:id="rId62" w:history="1">
+        <w:r>
+          <w:rPr>
+            <w:rFonts w:ascii="Times New Roman" w:hAnsi="Times New Roman" w:cs="Times New Roman"/>
+            <w:color w:val="0563C1"/>
+            <w:u w:val="single"/>
+          </w:rPr>
+          <w:t>ст. 130 АПК РФ</w:t>
+        </w:r>
+      </w:hyperlink>
+      <w:r>
+        <w:rPr>
+          <w:rFonts w:ascii="Times New Roman" w:hAnsi="Times New Roman" w:cs="Times New Roman"/>
+        </w:rPr>
+        <w:t xml:space="preserve">; </w:t>
+      </w:r>
+      <w:hyperlink r:id="rId63" w:history="1">
+        <w:r>
+          <w:rPr>
+            <w:rFonts w:ascii="Times New Roman" w:hAnsi="Times New Roman" w:cs="Times New Roman"/>
+            <w:color w:val="0563C1"/>
+            <w:u w:val="single"/>
+          </w:rPr>
+          <w:t>ст. 151 ГПК РФ</w:t>
+        </w:r>
+      </w:hyperlink>
       <w:r>
         <w:rPr>
           <w:rFonts w:ascii="Times New Roman" w:hAnsi="Times New Roman" w:cs="Times New Roman"/>
@@ -1655,40 +1974,50 @@
         <w:rPr>
           <w:rFonts w:ascii="Times New Roman" w:hAnsi="Times New Roman" w:cs="Times New Roman"/>
         </w:rPr>
-        <w:t xml:space="preserve">Соединяются только требования, которые рассматривает один и тот же суд. </w:t>
-      </w:r>
-      <w:r>
-        <w:rPr>
-          <w:rFonts w:ascii="Times New Roman" w:hAnsi="Times New Roman" w:cs="Times New Roman"/>
-        </w:rPr>
-        <w:t>Споры организаций и ИП в сфере экономической деятельности рассматривает арбитражный суд, споры с участием граждан – суд общей юрисдикции (</w:t>
-      </w:r>
-      <w:r>
-        <w:rPr>
-          <w:rFonts w:ascii="Times New Roman" w:hAnsi="Times New Roman" w:cs="Times New Roman"/>
-          <w:color w:val="FF0000"/>
-        </w:rPr>
-        <w:t>ст. 27 АПК РФ; ст. 22 ГПК РФ</w:t>
-      </w:r>
-      <w:r>
-        <w:rPr>
-          <w:rFonts w:ascii="Times New Roman" w:hAnsi="Times New Roman" w:cs="Times New Roman"/>
-        </w:rPr>
-        <w:t>). Оспаривание решений Роспатента и досрочное прекращение охраны товарного знака рассматри</w:t>
-      </w:r>
-      <w:r>
-        <w:rPr>
-          <w:rFonts w:ascii="Times New Roman" w:hAnsi="Times New Roman" w:cs="Times New Roman"/>
-        </w:rPr>
-        <w:t>вает Суд по интеллектуальным правам; такие требования подаются отдельно (</w:t>
-      </w:r>
-      <w:r>
-        <w:rPr>
-          <w:rFonts w:ascii="Times New Roman" w:hAnsi="Times New Roman" w:cs="Times New Roman"/>
-          <w:color w:val="FF0000"/>
-        </w:rPr>
-        <w:t>ст. 34 АПК РФ</w:t>
-      </w:r>
+        <w:t>Соединяются только требования, которые рассматривает один и тот же суд. Споры организаций и ИП в сфере экономической деятельности рассматривает арбитражный суд, споры с участием граждан – суд общей юрисдикции (</w:t>
+      </w:r>
+      <w:hyperlink r:id="rId64" w:history="1">
+        <w:r>
+          <w:rPr>
+            <w:rFonts w:ascii="Times New Roman" w:hAnsi="Times New Roman" w:cs="Times New Roman"/>
+            <w:color w:val="0563C1"/>
+            <w:u w:val="single"/>
+          </w:rPr>
+          <w:t>ст. 27 АПК РФ</w:t>
+        </w:r>
+      </w:hyperlink>
+      <w:r>
+        <w:rPr>
+          <w:rFonts w:ascii="Times New Roman" w:hAnsi="Times New Roman" w:cs="Times New Roman"/>
+        </w:rPr>
+        <w:t xml:space="preserve">; </w:t>
+      </w:r>
+      <w:hyperlink r:id="rId65" w:history="1">
+        <w:r>
+          <w:rPr>
+            <w:rFonts w:ascii="Times New Roman" w:hAnsi="Times New Roman" w:cs="Times New Roman"/>
+            <w:color w:val="0563C1"/>
+            <w:u w:val="single"/>
+          </w:rPr>
+          <w:t>ст. 22 ГПК РФ</w:t>
+        </w:r>
+      </w:hyperlink>
+      <w:r>
+        <w:rPr>
+          <w:rFonts w:ascii="Times New Roman" w:hAnsi="Times New Roman" w:cs="Times New Roman"/>
+        </w:rPr>
+        <w:t>). Оспаривание решений Роспатента и досрочное прекращение охраны товарного знака рассматривает Суд по интеллектуальным правам; такие требования подаются отдельно (</w:t>
+      </w:r>
+      <w:hyperlink r:id="rId66" w:history="1">
+        <w:r>
+          <w:rPr>
+            <w:rFonts w:ascii="Times New Roman" w:hAnsi="Times New Roman" w:cs="Times New Roman"/>
+            <w:color w:val="0563C1"/>
+            <w:u w:val="single"/>
+          </w:rPr>
+          <w:t>ст. 34 АПК РФ</w:t>
+        </w:r>
+      </w:hyperlink>
       <w:r>
         <w:rPr>
           <w:rFonts w:ascii="Times New Roman" w:hAnsi="Times New Roman" w:cs="Times New Roman"/>
@@ -1711,21 +2040,18 @@
         <w:rPr>
           <w:rFonts w:ascii="Times New Roman" w:hAnsi="Times New Roman" w:cs="Times New Roman"/>
         </w:rPr>
-        <w:t>В иске разделите требования по объектам: по каждому укажите право, нарушение, норму права, доказательства и требование. Приложите претензию и доказательства её направл</w:t>
-      </w:r>
-      <w:r>
-        <w:rPr>
-          <w:rFonts w:ascii="Times New Roman" w:hAnsi="Times New Roman" w:cs="Times New Roman"/>
-        </w:rPr>
-        <w:t>ения, расчёт компенсации, документ об уплате государственной пошлины (</w:t>
-      </w:r>
-      <w:r>
-        <w:rPr>
-          <w:rFonts w:ascii="Times New Roman" w:hAnsi="Times New Roman" w:cs="Times New Roman"/>
-          <w:color w:val="FF0000"/>
-        </w:rPr>
-        <w:t>гл. 25.3 НК РФ</w:t>
-      </w:r>
+        <w:t>В иске разделите требования по объектам: по каждому укажите право, нарушение, норму права, доказательства и требование. Приложите претензию и доказательства её направления, расчёт компенсации, документ об уплате государственной пошлины (</w:t>
+      </w:r>
+      <w:hyperlink r:id="rId67" w:history="1">
+        <w:r>
+          <w:rPr>
+            <w:rFonts w:ascii="Times New Roman" w:hAnsi="Times New Roman" w:cs="Times New Roman"/>
+            <w:color w:val="0563C1"/>
+            <w:u w:val="single"/>
+          </w:rPr>
+          <w:t>гл. 25.3 НК РФ</w:t>
+        </w:r>
+      </w:hyperlink>
       <w:r>
         <w:rPr>
           <w:rFonts w:ascii="Times New Roman" w:hAnsi="Times New Roman" w:cs="Times New Roman"/>
@@ -1750,13 +2076,32 @@
         </w:rPr>
         <w:t>Если правообладателей или нарушителей несколько, они могут участвовать в деле как соистцы или соответчики (</w:t>
       </w:r>
-      <w:r>
-        <w:rPr>
-          <w:rFonts w:ascii="Times New Roman" w:hAnsi="Times New Roman" w:cs="Times New Roman"/>
-          <w:color w:val="FF0000"/>
-        </w:rPr>
-        <w:t>ст. 46 АПК РФ; ст. 40 ГПК РФ</w:t>
-      </w:r>
+      <w:hyperlink r:id="rId68" w:history="1">
+        <w:r>
+          <w:rPr>
+            <w:rFonts w:ascii="Times New Roman" w:hAnsi="Times New Roman" w:cs="Times New Roman"/>
+            <w:color w:val="0563C1"/>
+            <w:u w:val="single"/>
+          </w:rPr>
+          <w:t>ст. 46 АПК РФ</w:t>
+        </w:r>
+      </w:hyperlink>
+      <w:r>
+        <w:rPr>
+          <w:rFonts w:ascii="Times New Roman" w:hAnsi="Times New Roman" w:cs="Times New Roman"/>
+        </w:rPr>
+        <w:t xml:space="preserve">; </w:t>
+      </w:r>
+      <w:hyperlink r:id="rId69" w:history="1">
+        <w:r>
+          <w:rPr>
+            <w:rFonts w:ascii="Times New Roman" w:hAnsi="Times New Roman" w:cs="Times New Roman"/>
+            <w:color w:val="0563C1"/>
+            <w:u w:val="single"/>
+          </w:rPr>
+          <w:t>ст. 40 ГПК РФ</w:t>
+        </w:r>
+      </w:hyperlink>
       <w:r>
         <w:rPr>
           <w:rFonts w:ascii="Times New Roman" w:hAnsi="Times New Roman" w:cs="Times New Roman"/>
@@ -1779,40 +2124,82 @@
         <w:rPr>
           <w:rFonts w:ascii="Times New Roman" w:hAnsi="Times New Roman" w:cs="Times New Roman"/>
         </w:rPr>
-        <w:t xml:space="preserve">Чтобы быстро </w:t>
-      </w:r>
-      <w:r>
-        <w:rPr>
-          <w:rFonts w:ascii="Times New Roman" w:hAnsi="Times New Roman" w:cs="Times New Roman"/>
-        </w:rPr>
-        <w:t>остановить нарушение, заявите обеспечительные меры (арест, запрет определённых действий, в том числе в сети «Интернет») (</w:t>
-      </w:r>
-      <w:r>
-        <w:rPr>
-          <w:rFonts w:ascii="Times New Roman" w:hAnsi="Times New Roman" w:cs="Times New Roman"/>
-          <w:color w:val="FF0000"/>
-        </w:rPr>
-        <w:t>п. 2 ст. 1252 ГК РФ; ст. 90, 99 АПК РФ; ст. 139 ГПК РФ</w:t>
-      </w:r>
-      <w:r>
-        <w:rPr>
-          <w:rFonts w:ascii="Times New Roman" w:hAnsi="Times New Roman" w:cs="Times New Roman"/>
-        </w:rPr>
-        <w:t xml:space="preserve">). Для нарушения авторских и смежных прав (кроме прав на фотографии) в интернете </w:t>
-      </w:r>
-      <w:r>
-        <w:rPr>
-          <w:rFonts w:ascii="Times New Roman" w:hAnsi="Times New Roman" w:cs="Times New Roman"/>
-        </w:rPr>
-        <w:t>предварительные обеспечительные меры можно получить в Московском городском суде до подачи иска (</w:t>
-      </w:r>
-      <w:r>
-        <w:rPr>
-          <w:rFonts w:ascii="Times New Roman" w:hAnsi="Times New Roman" w:cs="Times New Roman"/>
-          <w:color w:val="FF0000"/>
-        </w:rPr>
-        <w:t>ст. 144.1 ГПК РФ</w:t>
-      </w:r>
+        <w:t>Чтобы быстро остановить нарушение, заявите обеспечительные меры (арест, запрет определённых действий, в том числе в сети «Интернет») (</w:t>
+      </w:r>
+      <w:hyperlink r:id="rId70" w:history="1">
+        <w:r>
+          <w:rPr>
+            <w:rFonts w:ascii="Times New Roman" w:hAnsi="Times New Roman" w:cs="Times New Roman"/>
+            <w:color w:val="0563C1"/>
+            <w:u w:val="single"/>
+          </w:rPr>
+          <w:t>п. 2 ст. 1252 ГК РФ</w:t>
+        </w:r>
+      </w:hyperlink>
+      <w:r>
+        <w:rPr>
+          <w:rFonts w:ascii="Times New Roman" w:hAnsi="Times New Roman" w:cs="Times New Roman"/>
+        </w:rPr>
+        <w:t xml:space="preserve">; </w:t>
+      </w:r>
+      <w:hyperlink r:id="rId71" w:history="1">
+        <w:r>
+          <w:rPr>
+            <w:rFonts w:ascii="Times New Roman" w:hAnsi="Times New Roman" w:cs="Times New Roman"/>
+            <w:color w:val="0563C1"/>
+            <w:u w:val="single"/>
+          </w:rPr>
+          <w:t>ст. 90</w:t>
+        </w:r>
+      </w:hyperlink>
+      <w:r>
+        <w:rPr>
+          <w:rFonts w:ascii="Times New Roman" w:hAnsi="Times New Roman" w:cs="Times New Roman"/>
+        </w:rPr>
+        <w:t xml:space="preserve">, </w:t>
+      </w:r>
+      <w:hyperlink r:id="rId72" w:history="1">
+        <w:r>
+          <w:rPr>
+            <w:rFonts w:ascii="Times New Roman" w:hAnsi="Times New Roman" w:cs="Times New Roman"/>
+            <w:color w:val="0563C1"/>
+            <w:u w:val="single"/>
+          </w:rPr>
+          <w:t>99 АПК РФ</w:t>
+        </w:r>
+      </w:hyperlink>
+      <w:r>
+        <w:rPr>
+          <w:rFonts w:ascii="Times New Roman" w:hAnsi="Times New Roman" w:cs="Times New Roman"/>
+        </w:rPr>
+        <w:t xml:space="preserve">; </w:t>
+      </w:r>
+      <w:hyperlink r:id="rId73" w:history="1">
+        <w:r>
+          <w:rPr>
+            <w:rFonts w:ascii="Times New Roman" w:hAnsi="Times New Roman" w:cs="Times New Roman"/>
+            <w:color w:val="0563C1"/>
+            <w:u w:val="single"/>
+          </w:rPr>
+          <w:t>ст. 139 ГПК РФ</w:t>
+        </w:r>
+      </w:hyperlink>
+      <w:r>
+        <w:rPr>
+          <w:rFonts w:ascii="Times New Roman" w:hAnsi="Times New Roman" w:cs="Times New Roman"/>
+        </w:rPr>
+        <w:t>). Для нарушения авторских и смежных прав (кроме прав на фотографии) в интернете предварительные обеспечительные меры можно получить в Московском городском суде до подачи иска (</w:t>
+      </w:r>
+      <w:hyperlink r:id="rId74" w:history="1">
+        <w:r>
+          <w:rPr>
+            <w:rFonts w:ascii="Times New Roman" w:hAnsi="Times New Roman" w:cs="Times New Roman"/>
+            <w:color w:val="0563C1"/>
+            <w:u w:val="single"/>
+          </w:rPr>
+          <w:t>ст. 144.1 ГПК РФ</w:t>
+        </w:r>
+      </w:hyperlink>
       <w:r>
         <w:rPr>
           <w:rFonts w:ascii="Times New Roman" w:hAnsi="Times New Roman" w:cs="Times New Roman"/>
@@ -1837,33 +2224,128 @@
         </w:rPr>
         <w:t>Параллельно можно обратиться в антимонопольный орган, если нарушение является недобросовестной конкуренцией (</w:t>
       </w:r>
-      <w:r>
-        <w:rPr>
-          <w:rFonts w:ascii="Times New Roman" w:hAnsi="Times New Roman" w:cs="Times New Roman"/>
-          <w:color w:val="FF0000"/>
-        </w:rPr>
-        <w:t>п. 7 ст. 1252 ГК РФ; гл. 2.1 Фед</w:t>
-      </w:r>
-      <w:r>
-        <w:rPr>
-          <w:rFonts w:ascii="Times New Roman" w:hAnsi="Times New Roman" w:cs="Times New Roman"/>
-          <w:color w:val="FF0000"/>
-        </w:rPr>
-        <w:t>ерального закона от 26.07.2006 № 135-ФЗ «О защите конкуренции»</w:t>
-      </w:r>
+      <w:hyperlink r:id="rId75" w:history="1">
+        <w:r>
+          <w:rPr>
+            <w:rFonts w:ascii="Times New Roman" w:hAnsi="Times New Roman" w:cs="Times New Roman"/>
+            <w:color w:val="0563C1"/>
+            <w:u w:val="single"/>
+          </w:rPr>
+          <w:t>п. 7 ст. 1252 ГК РФ</w:t>
+        </w:r>
+      </w:hyperlink>
+      <w:r>
+        <w:rPr>
+          <w:rFonts w:ascii="Times New Roman" w:hAnsi="Times New Roman" w:cs="Times New Roman"/>
+        </w:rPr>
+        <w:t xml:space="preserve">; </w:t>
+      </w:r>
+      <w:hyperlink r:id="rId76" w:history="1">
+        <w:r>
+          <w:rPr>
+            <w:rFonts w:ascii="Times New Roman" w:hAnsi="Times New Roman" w:cs="Times New Roman"/>
+            <w:color w:val="0563C1"/>
+            <w:u w:val="single"/>
+          </w:rPr>
+          <w:t>гл. 2.1 Федерального закона от 26.07.2006 № 135-ФЗ «О защите конкуренции»</w:t>
+        </w:r>
+      </w:hyperlink>
       <w:r>
         <w:rPr>
           <w:rFonts w:ascii="Times New Roman" w:hAnsi="Times New Roman" w:cs="Times New Roman"/>
         </w:rPr>
         <w:t>), а при наличии признаков правонарушения – в полицию (</w:t>
       </w:r>
-      <w:r>
-        <w:rPr>
-          <w:rFonts w:ascii="Times New Roman" w:hAnsi="Times New Roman" w:cs="Times New Roman"/>
-          <w:color w:val="FF0000"/>
-        </w:rPr>
-        <w:t>ст. 7.12, 14.10 КоАП РФ; ст. 146, 147, 180, 183 УК РФ</w:t>
-      </w:r>
+      <w:hyperlink r:id="rId77" w:history="1">
+        <w:r>
+          <w:rPr>
+            <w:rFonts w:ascii="Times New Roman" w:hAnsi="Times New Roman" w:cs="Times New Roman"/>
+            <w:color w:val="0563C1"/>
+            <w:u w:val="single"/>
+          </w:rPr>
+          <w:t>ст. 7.12</w:t>
+        </w:r>
+      </w:hyperlink>
+      <w:r>
+        <w:rPr>
+          <w:rFonts w:ascii="Times New Roman" w:hAnsi="Times New Roman" w:cs="Times New Roman"/>
+        </w:rPr>
+        <w:t xml:space="preserve">, </w:t>
+      </w:r>
+      <w:hyperlink r:id="rId78" w:history="1">
+        <w:r>
+          <w:rPr>
+            <w:rFonts w:ascii="Times New Roman" w:hAnsi="Times New Roman" w:cs="Times New Roman"/>
+            <w:color w:val="0563C1"/>
+            <w:u w:val="single"/>
+          </w:rPr>
+          <w:t>14.10 КоАП РФ</w:t>
+        </w:r>
+      </w:hyperlink>
+      <w:r>
+        <w:rPr>
+          <w:rFonts w:ascii="Times New Roman" w:hAnsi="Times New Roman" w:cs="Times New Roman"/>
+        </w:rPr>
+        <w:t xml:space="preserve">; </w:t>
+      </w:r>
+      <w:hyperlink r:id="rId79" w:history="1">
+        <w:r>
+          <w:rPr>
+            <w:rFonts w:ascii="Times New Roman" w:hAnsi="Times New Roman" w:cs="Times New Roman"/>
+            <w:color w:val="0563C1"/>
+            <w:u w:val="single"/>
+          </w:rPr>
+          <w:t>ст. 146</w:t>
+        </w:r>
+      </w:hyperlink>
+      <w:r>
+        <w:rPr>
+          <w:rFonts w:ascii="Times New Roman" w:hAnsi="Times New Roman" w:cs="Times New Roman"/>
+        </w:rPr>
+        <w:t xml:space="preserve">, </w:t>
+      </w:r>
+      <w:hyperlink r:id="rId80" w:history="1">
+        <w:r>
+          <w:rPr>
+            <w:rFonts w:ascii="Times New Roman" w:hAnsi="Times New Roman" w:cs="Times New Roman"/>
+            <w:color w:val="0563C1"/>
+            <w:u w:val="single"/>
+          </w:rPr>
+          <w:t>147</w:t>
+        </w:r>
+      </w:hyperlink>
+      <w:r>
+        <w:rPr>
+          <w:rFonts w:ascii="Times New Roman" w:hAnsi="Times New Roman" w:cs="Times New Roman"/>
+        </w:rPr>
+        <w:t xml:space="preserve">, </w:t>
+      </w:r>
+      <w:hyperlink r:id="rId81" w:history="1">
+        <w:r>
+          <w:rPr>
+            <w:rFonts w:ascii="Times New Roman" w:hAnsi="Times New Roman" w:cs="Times New Roman"/>
+            <w:color w:val="0563C1"/>
+            <w:u w:val="single"/>
+          </w:rPr>
+          <w:t>180</w:t>
+        </w:r>
+      </w:hyperlink>
+      <w:r>
+        <w:rPr>
+          <w:rFonts w:ascii="Times New Roman" w:hAnsi="Times New Roman" w:cs="Times New Roman"/>
+        </w:rPr>
+        <w:t xml:space="preserve">, </w:t>
+      </w:r>
+      <w:hyperlink r:id="rId82" w:history="1">
+        <w:r>
+          <w:rPr>
+            <w:rFonts w:ascii="Times New Roman" w:hAnsi="Times New Roman" w:cs="Times New Roman"/>
+            <w:color w:val="0563C1"/>
+            <w:u w:val="single"/>
+          </w:rPr>
+          <w:t>183 УК РФ</w:t>
+        </w:r>
+      </w:hyperlink>
       <w:r>
         <w:rPr>
           <w:rFonts w:ascii="Times New Roman" w:hAnsi="Times New Roman" w:cs="Times New Roman"/>
@@ -1876,250 +2358,6 @@
         <w:spacing w:after="120" w:line="240" w:lineRule="auto"/>
         <w:jc w:val="both"/>
       </w:pPr>
-      <w:r>
-        <w:rPr>
-          <w:rFonts w:ascii="Times New Roman" w:hAnsi="Times New Roman" w:cs="Times New Roman"/>
-        </w:rPr>
-        <w:t>Чтобы ознакомиться с особенностями оформления и защиты прав на конкретный объект, в</w:t>
-      </w:r>
-      <w:r>
-        <w:rPr>
-          <w:rFonts w:ascii="Times New Roman" w:hAnsi="Times New Roman" w:cs="Times New Roman"/>
-        </w:rPr>
-        <w:t>ы можете перейти к тематическим чек-листам:</w:t>
-      </w:r>
-    </w:p>
-    <w:p>
-      <w:pPr>
-        <w:pStyle w:val="a7"/>
-        <w:numPr>
-          <w:ilvl w:val="0"/>
-          <w:numId w:val="1"/>
-        </w:numPr>
-        <w:spacing w:after="120" w:line="240" w:lineRule="auto"/>
-        <w:contextualSpacing w:val="0"/>
-        <w:jc w:val="both"/>
-      </w:pPr>
-      <w:r>
-        <w:rPr>
-          <w:rFonts w:ascii="Times New Roman" w:hAnsi="Times New Roman" w:cs="Times New Roman"/>
-        </w:rPr>
-        <w:t xml:space="preserve">Программы для ЭВМ – </w:t>
-      </w:r>
-      <w:r>
-        <w:rPr>
-          <w:rFonts w:ascii="Times New Roman" w:hAnsi="Times New Roman" w:cs="Times New Roman"/>
-          <w:color w:val="FF0000"/>
-        </w:rPr>
-        <w:t>[ссылка]</w:t>
-      </w:r>
-    </w:p>
-    <w:p>
-      <w:pPr>
-        <w:pStyle w:val="a7"/>
-        <w:numPr>
-          <w:ilvl w:val="0"/>
-          <w:numId w:val="1"/>
-        </w:numPr>
-        <w:spacing w:after="120" w:line="240" w:lineRule="auto"/>
-        <w:contextualSpacing w:val="0"/>
-        <w:jc w:val="both"/>
-      </w:pPr>
-      <w:r>
-        <w:rPr>
-          <w:rFonts w:ascii="Times New Roman" w:hAnsi="Times New Roman" w:cs="Times New Roman"/>
-        </w:rPr>
-        <w:t xml:space="preserve">Базы данных – </w:t>
-      </w:r>
-      <w:r>
-        <w:rPr>
-          <w:rFonts w:ascii="Times New Roman" w:hAnsi="Times New Roman" w:cs="Times New Roman"/>
-          <w:color w:val="FF0000"/>
-        </w:rPr>
-        <w:t>[ссылка]</w:t>
-      </w:r>
-    </w:p>
-    <w:p>
-      <w:pPr>
-        <w:pStyle w:val="a7"/>
-        <w:numPr>
-          <w:ilvl w:val="0"/>
-          <w:numId w:val="1"/>
-        </w:numPr>
-        <w:spacing w:after="120" w:line="240" w:lineRule="auto"/>
-        <w:contextualSpacing w:val="0"/>
-        <w:jc w:val="both"/>
-      </w:pPr>
-      <w:r>
-        <w:rPr>
-          <w:rFonts w:ascii="Times New Roman" w:hAnsi="Times New Roman" w:cs="Times New Roman"/>
-        </w:rPr>
-        <w:t xml:space="preserve">Дизайн (UI/UX, иконки, графика) и тексты – </w:t>
-      </w:r>
-      <w:r>
-        <w:rPr>
-          <w:rFonts w:ascii="Times New Roman" w:hAnsi="Times New Roman" w:cs="Times New Roman"/>
-          <w:color w:val="FF0000"/>
-        </w:rPr>
-        <w:t>[ссылка]</w:t>
-      </w:r>
-    </w:p>
-    <w:p>
-      <w:pPr>
-        <w:pStyle w:val="a7"/>
-        <w:numPr>
-          <w:ilvl w:val="0"/>
-          <w:numId w:val="1"/>
-        </w:numPr>
-        <w:spacing w:after="120" w:line="240" w:lineRule="auto"/>
-        <w:contextualSpacing w:val="0"/>
-        <w:jc w:val="both"/>
-      </w:pPr>
-      <w:r>
-        <w:rPr>
-          <w:rFonts w:ascii="Times New Roman" w:hAnsi="Times New Roman" w:cs="Times New Roman"/>
-        </w:rPr>
-        <w:t xml:space="preserve">Визуальный контент (фото, иллюстрации, аудиовизуальные произведения) – </w:t>
-      </w:r>
-      <w:r>
-        <w:rPr>
-          <w:rFonts w:ascii="Times New Roman" w:hAnsi="Times New Roman" w:cs="Times New Roman"/>
-          <w:color w:val="FF0000"/>
-        </w:rPr>
-        <w:t>[ссылка]</w:t>
-      </w:r>
-    </w:p>
-    <w:p>
-      <w:pPr>
-        <w:pStyle w:val="a7"/>
-        <w:numPr>
-          <w:ilvl w:val="0"/>
-          <w:numId w:val="1"/>
-        </w:numPr>
-        <w:spacing w:after="120" w:line="240" w:lineRule="auto"/>
-        <w:contextualSpacing w:val="0"/>
-        <w:jc w:val="both"/>
-      </w:pPr>
-      <w:r>
-        <w:rPr>
-          <w:rFonts w:ascii="Times New Roman" w:hAnsi="Times New Roman" w:cs="Times New Roman"/>
-        </w:rPr>
-        <w:t>Товарные знаки (название, ло</w:t>
-      </w:r>
-      <w:r>
-        <w:rPr>
-          <w:rFonts w:ascii="Times New Roman" w:hAnsi="Times New Roman" w:cs="Times New Roman"/>
-        </w:rPr>
-        <w:t xml:space="preserve">готип, слоган) – </w:t>
-      </w:r>
-      <w:r>
-        <w:rPr>
-          <w:rFonts w:ascii="Times New Roman" w:hAnsi="Times New Roman" w:cs="Times New Roman"/>
-          <w:color w:val="FF0000"/>
-        </w:rPr>
-        <w:t>[ссылка]</w:t>
-      </w:r>
-    </w:p>
-    <w:p>
-      <w:pPr>
-        <w:pStyle w:val="a7"/>
-        <w:numPr>
-          <w:ilvl w:val="0"/>
-          <w:numId w:val="1"/>
-        </w:numPr>
-        <w:spacing w:after="120" w:line="240" w:lineRule="auto"/>
-        <w:contextualSpacing w:val="0"/>
-        <w:jc w:val="both"/>
-      </w:pPr>
-      <w:r>
-        <w:rPr>
-          <w:rFonts w:ascii="Times New Roman" w:hAnsi="Times New Roman" w:cs="Times New Roman"/>
-        </w:rPr>
-        <w:t xml:space="preserve">Фирменное наименование и коммерческое обозначение – </w:t>
-      </w:r>
-      <w:r>
-        <w:rPr>
-          <w:rFonts w:ascii="Times New Roman" w:hAnsi="Times New Roman" w:cs="Times New Roman"/>
-          <w:color w:val="FF0000"/>
-        </w:rPr>
-        <w:t>[ссылка]</w:t>
-      </w:r>
-    </w:p>
-    <w:p>
-      <w:pPr>
-        <w:pStyle w:val="a7"/>
-        <w:numPr>
-          <w:ilvl w:val="0"/>
-          <w:numId w:val="1"/>
-        </w:numPr>
-        <w:spacing w:after="120" w:line="240" w:lineRule="auto"/>
-        <w:contextualSpacing w:val="0"/>
-        <w:jc w:val="both"/>
-      </w:pPr>
-      <w:r>
-        <w:rPr>
-          <w:rFonts w:ascii="Times New Roman" w:hAnsi="Times New Roman" w:cs="Times New Roman"/>
-        </w:rPr>
-        <w:t xml:space="preserve">Доменные имена – </w:t>
-      </w:r>
-      <w:r>
-        <w:rPr>
-          <w:rFonts w:ascii="Times New Roman" w:hAnsi="Times New Roman" w:cs="Times New Roman"/>
-          <w:color w:val="FF0000"/>
-        </w:rPr>
-        <w:t>[ссылка]</w:t>
-      </w:r>
-    </w:p>
-    <w:p>
-      <w:pPr>
-        <w:pStyle w:val="a7"/>
-        <w:numPr>
-          <w:ilvl w:val="0"/>
-          <w:numId w:val="1"/>
-        </w:numPr>
-        <w:spacing w:after="120" w:line="240" w:lineRule="auto"/>
-        <w:contextualSpacing w:val="0"/>
-        <w:jc w:val="both"/>
-      </w:pPr>
-      <w:r>
-        <w:rPr>
-          <w:rFonts w:ascii="Times New Roman" w:hAnsi="Times New Roman" w:cs="Times New Roman"/>
-        </w:rPr>
-        <w:t xml:space="preserve">Изобретения, полезные модели и промышленные образцы – </w:t>
-      </w:r>
-      <w:r>
-        <w:rPr>
-          <w:rFonts w:ascii="Times New Roman" w:hAnsi="Times New Roman" w:cs="Times New Roman"/>
-          <w:color w:val="FF0000"/>
-        </w:rPr>
-        <w:t>[ссылка]</w:t>
-      </w:r>
-    </w:p>
-    <w:p>
-      <w:pPr>
-        <w:pStyle w:val="a7"/>
-        <w:numPr>
-          <w:ilvl w:val="0"/>
-          <w:numId w:val="1"/>
-        </w:numPr>
-        <w:spacing w:after="120" w:line="240" w:lineRule="auto"/>
-        <w:contextualSpacing w:val="0"/>
-        <w:jc w:val="both"/>
-      </w:pPr>
-      <w:r>
-        <w:rPr>
-          <w:rFonts w:ascii="Times New Roman" w:hAnsi="Times New Roman" w:cs="Times New Roman"/>
-        </w:rPr>
-        <w:lastRenderedPageBreak/>
-        <w:t xml:space="preserve">Секрет производства (ноу-хау) – </w:t>
-      </w:r>
-      <w:r>
-        <w:rPr>
-          <w:rFonts w:ascii="Times New Roman" w:hAnsi="Times New Roman" w:cs="Times New Roman"/>
-          <w:color w:val="FF0000"/>
-        </w:rPr>
-        <w:t>[ссылка]</w:t>
-      </w:r>
     </w:p>
     <w:sectPr>
       <w:pgSz w:w="11906" w:h="16838"/>
